--- a/samples/report_full_latest.docx
+++ b/samples/report_full_latest.docx
@@ -371,7 +371,7 @@
                 <w:rFonts w:ascii="IBM Plex Sans Arabic" w:hAnsi="IBM Plex Sans Arabic" w:cs="IBM Plex Sans Arabic"/>
                 <w:rtl/>
               </w:rPr>
-              <w:t>2026-09-08</w:t>
+              <w:t>2026-09-09</w:t>
             </w:r>
           </w:p>
         </w:tc>
@@ -2111,7 +2111,7 @@
                 <w:rFonts w:ascii="IBM Plex Sans Arabic" w:hAnsi="IBM Plex Sans Arabic" w:cs="IBM Plex Sans Arabic"/>
                 <w:rtl/>
               </w:rPr>
-              <w:t>UN Comtrade | سُحب: 2026-09-08 | ثقة: عالية (‏90%‏)</w:t>
+              <w:t>UN Comtrade | سُحب: 2026-09-09 | ثقة: عالية (‏90%‏)</w:t>
             </w:r>
           </w:p>
         </w:tc>
@@ -2213,7 +2213,7 @@
                 <w:rFonts w:ascii="IBM Plex Sans Arabic" w:hAnsi="IBM Plex Sans Arabic" w:cs="IBM Plex Sans Arabic"/>
                 <w:rtl/>
               </w:rPr>
-              <w:t>UN Comtrade (مخزن الحقائق) | سُحب: 2026-09-08 | ثقة: عالية (‏90%‏)</w:t>
+              <w:t>UN Comtrade (مخزن الحقائق) | سُحب: 2026-09-09 | ثقة: عالية (‏90%‏)</w:t>
             </w:r>
           </w:p>
         </w:tc>
@@ -2311,7 +2311,7 @@
                 <w:rFonts w:ascii="IBM Plex Sans Arabic" w:hAnsi="IBM Plex Sans Arabic" w:cs="IBM Plex Sans Arabic"/>
                 <w:rtl/>
               </w:rPr>
-              <w:t>UN Comtrade (مخزن الحقائق) | سُحب: 2026-09-08 | ثقة: عالية (‏90%‏)</w:t>
+              <w:t>UN Comtrade (مخزن الحقائق) | سُحب: 2026-09-09 | ثقة: عالية (‏90%‏)</w:t>
             </w:r>
           </w:p>
         </w:tc>
@@ -3154,7 +3154,7 @@
                 <w:rFonts w:ascii="IBM Plex Sans Arabic" w:hAnsi="IBM Plex Sans Arabic" w:cs="IBM Plex Sans Arabic"/>
                 <w:rtl/>
               </w:rPr>
-              <w:t>UN Comtrade | سُحب: 2026-09-08 | ثقة: عالية (‏90%‏)</w:t>
+              <w:t>UN Comtrade | سُحب: 2026-09-09 | ثقة: عالية (‏90%‏)</w:t>
             </w:r>
           </w:p>
         </w:tc>
@@ -3255,7 +3255,7 @@
                 <w:rFonts w:ascii="IBM Plex Sans Arabic" w:hAnsi="IBM Plex Sans Arabic" w:cs="IBM Plex Sans Arabic"/>
                 <w:rtl/>
               </w:rPr>
-              <w:t>UN Comtrade | سُحب: 2026-09-08 | ثقة: عالية (‏90%‏)</w:t>
+              <w:t>UN Comtrade | سُحب: 2026-09-09 | ثقة: عالية (‏90%‏)</w:t>
             </w:r>
           </w:p>
         </w:tc>
@@ -3354,7 +3354,7 @@
                 <w:rFonts w:ascii="IBM Plex Sans Arabic" w:hAnsi="IBM Plex Sans Arabic" w:cs="IBM Plex Sans Arabic"/>
                 <w:rtl/>
               </w:rPr>
-              <w:t>UN Comtrade | سُحب: 2026-09-08 | ثقة: عالية (‏90%‏)</w:t>
+              <w:t>UN Comtrade | سُحب: 2026-09-09 | ثقة: عالية (‏90%‏)</w:t>
             </w:r>
           </w:p>
         </w:tc>
@@ -3487,7 +3487,7 @@
                 <w:rFonts w:ascii="IBM Plex Sans Arabic" w:hAnsi="IBM Plex Sans Arabic" w:cs="IBM Plex Sans Arabic"/>
                 <w:rtl/>
               </w:rPr>
-              <w:t>الهامش غير محسوب — الناقص: سعر المصنع للكيلوغرام (التكلفة/كجم) — الدليل: الهامش عند الحدود: يتطلب سعر المصنع للكيلوغرام المُدخَل + قيمة وحدة حدودية مرصودة</w:t>
+              <w:t>الهامش غير محسوب — الناقص: سعر المصنع بوحدة المنتج مع توثيق بقية عناصر التكلفة — الدليل: الهامش عند الحدود: يتطلب سعر المصنع للكيلوغرام المُدخَل + قيمة وحدة حدودية مرصودة</w:t>
             </w:r>
           </w:p>
         </w:tc>
@@ -3825,7 +3825,7 @@
                 <w:rFonts w:ascii="IBM Plex Sans Arabic" w:hAnsi="IBM Plex Sans Arabic" w:cs="IBM Plex Sans Arabic"/>
                 <w:rtl/>
               </w:rPr>
-              <w:t>UN Comtrade (مخزن الحقائق) | سُحب: 2026-09-08 | ثقة: عالية (‏90%‏)</w:t>
+              <w:t>UN Comtrade (مخزن الحقائق) | سُحب: 2026-09-09 | ثقة: عالية (‏90%‏)</w:t>
             </w:r>
           </w:p>
         </w:tc>
@@ -3927,7 +3927,7 @@
                 <w:rFonts w:ascii="IBM Plex Sans Arabic" w:hAnsi="IBM Plex Sans Arabic" w:cs="IBM Plex Sans Arabic"/>
                 <w:rtl/>
               </w:rPr>
-              <w:t>UN Comtrade (مخزن الحقائق) | سُحب: 2026-09-08 | ثقة: عالية (‏85%‏)</w:t>
+              <w:t>UN Comtrade (مخزن الحقائق) | سُحب: 2026-09-09 | ثقة: عالية (‏85%‏)</w:t>
             </w:r>
           </w:p>
         </w:tc>
@@ -4123,7 +4123,7 @@
           <w:rFonts w:ascii="IBM Plex Sans Arabic" w:hAnsi="IBM Plex Sans Arabic" w:cs="IBM Plex Sans Arabic"/>
           <w:rtl/>
         </w:rPr>
-        <w:t>أدخل سعر المصنع للكيلوغرام (التكلفة/كجم) للحصول على موقعك التنافسي</w:t>
+        <w:t>أدخل سعر المصنع بوحدة المنتج للمساعدة في تحديد موقعك التنافسي</w:t>
       </w:r>
     </w:p>
     <w:p>
@@ -4636,7 +4636,7 @@
           <w:rFonts w:ascii="IBM Plex Sans Arabic" w:hAnsi="IBM Plex Sans Arabic" w:cs="IBM Plex Sans Arabic"/>
           <w:rtl/>
         </w:rPr>
-        <w:t>المصدر: Silk L1 requirements reference (‏official portals / EUR-Lex‏) | سُحب: 2026-09-08 | ثقة: عالية (‏80%‏)</w:t>
+        <w:t>المصدر: Silk L1 requirements reference (‏official portals / EUR-Lex‏) | سُحب: 2026-09-09 | ثقة: عالية (‏80%‏)</w:t>
       </w:r>
     </w:p>
     <w:p>
@@ -5097,7 +5097,7 @@
           <w:rFonts w:ascii="IBM Plex Sans Arabic" w:hAnsi="IBM Plex Sans Arabic" w:cs="IBM Plex Sans Arabic"/>
           <w:rtl/>
         </w:rPr>
-        <w:t>أدخل سعر المصنع للكيلوغرام (التكلفة/كجم) للحصول على موقعك التنافسي</w:t>
+        <w:t>أدخل سعر المصنع بوحدة المنتج للمساعدة في تحديد موقعك التنافسي</w:t>
       </w:r>
     </w:p>
     <w:p>

--- a/samples/report_full_latest.docx
+++ b/samples/report_full_latest.docx
@@ -371,7 +371,7 @@
                 <w:rFonts w:ascii="IBM Plex Sans Arabic" w:hAnsi="IBM Plex Sans Arabic" w:cs="IBM Plex Sans Arabic"/>
                 <w:rtl/>
               </w:rPr>
-              <w:t>2026-09-09</w:t>
+              <w:t>2026-09-16</w:t>
             </w:r>
           </w:p>
         </w:tc>
@@ -1639,7 +1639,7 @@
           <w:rFonts w:ascii="IBM Plex Sans Arabic" w:hAnsi="IBM Plex Sans Arabic" w:cs="IBM Plex Sans Arabic"/>
           <w:rtl/>
         </w:rPr>
-        <w:t>عمود أمان السوق (المخاطر) غائب (غير متاح: الاستقرار السياسي، جودة التنظيم، أداء اللوجستيات، استقرار العملة) — أكمل مصادره قبل قرار نهائي</w:t>
+        <w:t>جانب أمان السوق (المخاطر) غائب (غير متاح: الاستقرار السياسي، جودة التنظيم، أداء اللوجستيات، استقرار العملة) — أكمل مصادره قبل قرار نهائي</w:t>
       </w:r>
     </w:p>
     <w:p>
@@ -1653,7 +1653,7 @@
           <w:rFonts w:ascii="IBM Plex Sans Arabic" w:hAnsi="IBM Plex Sans Arabic" w:cs="IBM Plex Sans Arabic"/>
           <w:rtl/>
         </w:rPr>
-        <w:t>عمود شدة المنافسة ضعيف (‏37%‏) — متوسط المتاح من: HHI مقسوماً على 5000، وحصة المورّد الأكبر مقسومةً على 100، وعدد المرشّحين بالاسم مقسوماً على 10 — الدرجة المستهلكة في المجموع هي (‏1 − الشدة‏)</w:t>
+        <w:t>جانب شدة المنافسة ضعيف (‏37%‏) — متوسط المتاح من: HHI مقسوماً على 5000، وحصة المورّد الأكبر مقسومةً على 100، وعدد المرشّحين بالاسم مقسوماً على 10 — الدرجة المستهلكة في المجموع هي (‏1 − الشدة‏)</w:t>
       </w:r>
     </w:p>
     <w:p>
@@ -1667,7 +1667,7 @@
           <w:rFonts w:ascii="IBM Plex Sans Arabic" w:hAnsi="IBM Plex Sans Arabic" w:cs="IBM Plex Sans Arabic"/>
           <w:rtl/>
         </w:rPr>
-        <w:t>عمود الملاءمة التنظيمية ضعيف (‏38%‏) — متوسط المتاح من: (‏1 − تعريفة/30%‏)، وضوح القائمة (‏بنود/8‏)</w:t>
+        <w:t>جانب الملاءمة التنظيمية ضعيف (‏38%‏) — متوسط المتاح من: (‏1 − تعريفة/30%‏)، وضوح القائمة (‏بنود/8‏)</w:t>
       </w:r>
     </w:p>
     <w:p>
@@ -1775,7 +1775,7 @@
           <w:rFonts w:ascii="IBM Plex Sans Arabic" w:hAnsi="IBM Plex Sans Arabic" w:cs="IBM Plex Sans Arabic"/>
           <w:rtl/>
         </w:rPr>
-        <w:t>الحجة المضادة: أقوى حجة ضد الدخول المشروط: من جهةٍ العمود الأقوى «جاذبية السوق» (‏89%‏) يدعم مضيّاً كاملاً، ومن جهةٍ العمود الأضعف «شدة المنافسة» (‏37%‏) يدعم رفضاً.</w:t>
+        <w:t>الحجة المضادة: أقوى حجة ضد الدخول المشروط: من جهةٍ أقوى الجوانب «جاذبية السوق» (‏89%‏) يدعم مضيّاً كاملاً، ومن جهةٍ أضعفها «شدة المنافسة» (‏37%‏) يدعم رفضاً.</w:t>
       </w:r>
     </w:p>
     <w:p>
@@ -2111,7 +2111,7 @@
                 <w:rFonts w:ascii="IBM Plex Sans Arabic" w:hAnsi="IBM Plex Sans Arabic" w:cs="IBM Plex Sans Arabic"/>
                 <w:rtl/>
               </w:rPr>
-              <w:t>UN Comtrade | سُحب: 2026-09-09 | ثقة: عالية (‏90%‏)</w:t>
+              <w:t>UN Comtrade | سُحب: 2026-09-16 | ثقة: عالية (‏90%‏)</w:t>
             </w:r>
           </w:p>
         </w:tc>
@@ -2213,7 +2213,7 @@
                 <w:rFonts w:ascii="IBM Plex Sans Arabic" w:hAnsi="IBM Plex Sans Arabic" w:cs="IBM Plex Sans Arabic"/>
                 <w:rtl/>
               </w:rPr>
-              <w:t>UN Comtrade (مخزن الحقائق) | سُحب: 2026-09-09 | ثقة: عالية (‏90%‏)</w:t>
+              <w:t>UN Comtrade (مخزن الحقائق) | سُحب: 2026-09-16 | ثقة: عالية (‏90%‏)</w:t>
             </w:r>
           </w:p>
         </w:tc>
@@ -2311,7 +2311,7 @@
                 <w:rFonts w:ascii="IBM Plex Sans Arabic" w:hAnsi="IBM Plex Sans Arabic" w:cs="IBM Plex Sans Arabic"/>
                 <w:rtl/>
               </w:rPr>
-              <w:t>UN Comtrade (مخزن الحقائق) | سُحب: 2026-09-09 | ثقة: عالية (‏90%‏)</w:t>
+              <w:t>UN Comtrade (مخزن الحقائق) | سُحب: 2026-09-16 | ثقة: عالية (‏90%‏)</w:t>
             </w:r>
           </w:p>
         </w:tc>
@@ -3154,7 +3154,7 @@
                 <w:rFonts w:ascii="IBM Plex Sans Arabic" w:hAnsi="IBM Plex Sans Arabic" w:cs="IBM Plex Sans Arabic"/>
                 <w:rtl/>
               </w:rPr>
-              <w:t>UN Comtrade | سُحب: 2026-09-09 | ثقة: عالية (‏90%‏)</w:t>
+              <w:t>UN Comtrade | سُحب: 2026-09-16 | ثقة: عالية (‏90%‏)</w:t>
             </w:r>
           </w:p>
         </w:tc>
@@ -3255,7 +3255,7 @@
                 <w:rFonts w:ascii="IBM Plex Sans Arabic" w:hAnsi="IBM Plex Sans Arabic" w:cs="IBM Plex Sans Arabic"/>
                 <w:rtl/>
               </w:rPr>
-              <w:t>UN Comtrade | سُحب: 2026-09-09 | ثقة: عالية (‏90%‏)</w:t>
+              <w:t>UN Comtrade | سُحب: 2026-09-16 | ثقة: عالية (‏90%‏)</w:t>
             </w:r>
           </w:p>
         </w:tc>
@@ -3354,7 +3354,7 @@
                 <w:rFonts w:ascii="IBM Plex Sans Arabic" w:hAnsi="IBM Plex Sans Arabic" w:cs="IBM Plex Sans Arabic"/>
                 <w:rtl/>
               </w:rPr>
-              <w:t>UN Comtrade | سُحب: 2026-09-09 | ثقة: عالية (‏90%‏)</w:t>
+              <w:t>UN Comtrade | سُحب: 2026-09-16 | ثقة: عالية (‏90%‏)</w:t>
             </w:r>
           </w:p>
         </w:tc>
@@ -3825,7 +3825,7 @@
                 <w:rFonts w:ascii="IBM Plex Sans Arabic" w:hAnsi="IBM Plex Sans Arabic" w:cs="IBM Plex Sans Arabic"/>
                 <w:rtl/>
               </w:rPr>
-              <w:t>UN Comtrade (مخزن الحقائق) | سُحب: 2026-09-09 | ثقة: عالية (‏90%‏)</w:t>
+              <w:t>UN Comtrade (مخزن الحقائق) | سُحب: 2026-09-16 | ثقة: عالية (‏90%‏)</w:t>
             </w:r>
           </w:p>
         </w:tc>
@@ -3927,7 +3927,7 @@
                 <w:rFonts w:ascii="IBM Plex Sans Arabic" w:hAnsi="IBM Plex Sans Arabic" w:cs="IBM Plex Sans Arabic"/>
                 <w:rtl/>
               </w:rPr>
-              <w:t>UN Comtrade (مخزن الحقائق) | سُحب: 2026-09-09 | ثقة: عالية (‏85%‏)</w:t>
+              <w:t>UN Comtrade (مخزن الحقائق) | سُحب: 2026-09-16 | ثقة: عالية (‏85%‏)</w:t>
             </w:r>
           </w:p>
         </w:tc>
@@ -4636,7 +4636,7 @@
           <w:rFonts w:ascii="IBM Plex Sans Arabic" w:hAnsi="IBM Plex Sans Arabic" w:cs="IBM Plex Sans Arabic"/>
           <w:rtl/>
         </w:rPr>
-        <w:t>المصدر: Silk L1 requirements reference (‏official portals / EUR-Lex‏) | سُحب: 2026-09-09 | ثقة: عالية (‏80%‏)</w:t>
+        <w:t>المصدر: Silk L1 requirements reference (‏official portals / EUR-Lex‏) | سُحب: 2026-09-16 | ثقة: عالية (‏80%‏)</w:t>
       </w:r>
     </w:p>
     <w:p>
@@ -4650,7 +4650,7 @@
           <w:rFonts w:ascii="IBM Plex Sans Arabic" w:hAnsi="IBM Plex Sans Arabic" w:cs="IBM Plex Sans Arabic"/>
           <w:rtl/>
         </w:rPr>
-        <w:t>غير متوفر: التعريفة الجمركية المطبّقة: WITS غير متاح الآن (تعذّر الاتصال بالمصدر) لـHS080410 SAU←CHN 2023 — أعد المحاولة لاحقاً. | وWTO TTD أيضاً غير متاح: WTO TTD غير مُهيَّأ (‏WTO_TTD_API_KEY غير مضبوط‏) — فجوة معلنة، لا محاولة جلب بلا مفتاح</w:t>
+        <w:t>غير متوفر: التعريفة الجمركية المطبّقة: WITS غير متاح الآن (تعذّر الاتصال بالمصدر) لـHS080410 SAU←CHN 2023 — أعد المحاولة لاحقاً. | وWTO TTD أيضاً غير متاح: WTO TTD غير مُهيَّأ (‏WTO_TTD_API_KEY غير مضبوط‏) — فجوة معلنة، لا محاولة جلب بلا مفتاح | ومصدر ITC Market Access Map: لم تُستخرج نسبة رقمية آلياً من ITC Market Access Map لسنة 2023. تحقق من الرسوم العادية والتفضيلية على HS080410 من SAU إلى CHN عبر الرابط: https://www.macmap.org/en/query/results?product=080410&amp;exporter=SAU&amp;importer=CHN. الضريبة على القيمة المضافة والرسوم الأخرى تُراجع منفصلة عن التعرفة.</w:t>
       </w:r>
     </w:p>
     <w:p>

--- a/samples/report_full_latest.docx
+++ b/samples/report_full_latest.docx
@@ -751,7 +751,7 @@
           <w:rFonts w:ascii="IBM Plex Sans Arabic" w:hAnsi="IBM Plex Sans Arabic" w:cs="IBM Plex Sans Arabic"/>
           <w:rtl/>
         </w:rPr>
-        <w:t>الأساس التجاري: يستورد السوق ما قيمته 60.0 مليون دولار سنوياً من هذا المنتج (‏المصدر: UN Comtrade‏)؛ والمنتجات السعودية حاضرة فعلاً بحصة 30% من واردات السوق (‏المصدر: UN Comtrade‏)؛ وسوق عالي التركّز — مورّد أو اثنان يهيمنان.</w:t>
+        <w:t>الأساس التجاري: يستورد السوق ما قيمته 60 مليون دولار سنوياً من هذا المنتج (‏المصدر: UN Comtrade‏)؛ والمنتجات السعودية حاضرة فعلاً بحصة 30% من واردات السوق (‏المصدر: UN Comtrade‏)؛ وسوق عالي التركّز — مورّد أو اثنان يهيمنان.</w:t>
       </w:r>
     </w:p>
     <w:p>
@@ -2574,7 +2574,7 @@
                 <w:rFonts w:ascii="IBM Plex Sans Arabic" w:hAnsi="IBM Plex Sans Arabic" w:cs="IBM Plex Sans Arabic"/>
                 <w:rtl/>
               </w:rPr>
-              <w:t>30.0 مليون دولار</w:t>
+              <w:t>30 مليون دولار</w:t>
             </w:r>
           </w:p>
         </w:tc>
@@ -2651,7 +2651,7 @@
                 <w:rFonts w:ascii="IBM Plex Sans Arabic" w:hAnsi="IBM Plex Sans Arabic" w:cs="IBM Plex Sans Arabic"/>
                 <w:rtl/>
               </w:rPr>
-              <w:t>18.0 مليون دولار</w:t>
+              <w:t>18 مليون دولار</w:t>
             </w:r>
           </w:p>
         </w:tc>
@@ -2725,7 +2725,7 @@
                 <w:rFonts w:ascii="IBM Plex Sans Arabic" w:hAnsi="IBM Plex Sans Arabic" w:cs="IBM Plex Sans Arabic"/>
                 <w:rtl/>
               </w:rPr>
-              <w:t>12.0 مليون دولار</w:t>
+              <w:t>12 مليون دولار</w:t>
             </w:r>
           </w:p>
         </w:tc>
@@ -2784,7 +2784,7 @@
           <w:rFonts w:ascii="IBM Plex Sans Arabic" w:hAnsi="IBM Plex Sans Arabic" w:cs="IBM Plex Sans Arabic"/>
           <w:rtl/>
         </w:rPr>
-        <w:t>يستورد السوق ما قيمته 60.0 مليون دولار سنوياً من هذا المنتج (‏المصدر: UN Comtrade‏)</w:t>
+        <w:t>يستورد السوق ما قيمته 60 مليون دولار سنوياً من هذا المنتج (‏المصدر: UN Comtrade‏)</w:t>
       </w:r>
     </w:p>
     <w:p>
@@ -2854,7 +2854,7 @@
           <w:rFonts w:ascii="IBM Plex Sans Arabic" w:hAnsi="IBM Plex Sans Arabic" w:cs="IBM Plex Sans Arabic"/>
           <w:rtl/>
         </w:rPr>
-        <w:t>يستورد السوق ما قيمته 20.0 مليون دولار سنوياً من هذا المنتج (‏المصدر: UN Comtrade‏)</w:t>
+        <w:t>يستورد السوق ما قيمته 20 مليون دولار سنوياً من هذا المنتج (‏المصدر: UN Comtrade‏)</w:t>
       </w:r>
     </w:p>
     <w:p>

--- a/samples/report_full_latest.docx
+++ b/samples/report_full_latest.docx
@@ -1625,7 +1625,7 @@
           <w:rFonts w:ascii="IBM Plex Sans Arabic" w:hAnsi="IBM Plex Sans Arabic" w:cs="IBM Plex Sans Arabic"/>
           <w:rtl/>
         </w:rPr>
-        <w:t>الشروط:</w:t>
+        <w:t>الشروط (‏3‏):</w:t>
       </w:r>
     </w:p>
     <w:p>

--- a/samples/report_full_latest.docx
+++ b/samples/report_full_latest.docx
@@ -371,7 +371,7 @@
                 <w:rFonts w:ascii="IBM Plex Sans Arabic" w:hAnsi="IBM Plex Sans Arabic" w:cs="IBM Plex Sans Arabic"/>
                 <w:rtl/>
               </w:rPr>
-              <w:t>2026-09-09</w:t>
+              <w:t>2026-09-16</w:t>
             </w:r>
           </w:p>
         </w:tc>
@@ -751,7 +751,7 @@
           <w:rFonts w:ascii="IBM Plex Sans Arabic" w:hAnsi="IBM Plex Sans Arabic" w:cs="IBM Plex Sans Arabic"/>
           <w:rtl/>
         </w:rPr>
-        <w:t>الأساس التجاري: يستورد السوق ما قيمته 60.0 مليون دولار سنوياً من هذا المنتج (‏المصدر: UN Comtrade‏)؛ والمنتجات السعودية حاضرة فعلاً بحصة 30% من واردات السوق (‏المصدر: UN Comtrade‏)؛ وسوق عالي التركّز — مورّد أو اثنان يهيمنان.</w:t>
+        <w:t>الأساس التجاري: يستورد السوق ما قيمته 60 مليون دولار سنوياً من هذا المنتج (‏المصدر: UN Comtrade‏)؛ والمنتجات السعودية حاضرة فعلاً بحصة 30% من واردات السوق (‏المصدر: UN Comtrade‏)؛ وسوق عالي التركّز — مورّد أو اثنان يهيمنان.</w:t>
       </w:r>
     </w:p>
     <w:p>
@@ -1625,7 +1625,7 @@
           <w:rFonts w:ascii="IBM Plex Sans Arabic" w:hAnsi="IBM Plex Sans Arabic" w:cs="IBM Plex Sans Arabic"/>
           <w:rtl/>
         </w:rPr>
-        <w:t>الشروط:</w:t>
+        <w:t>الشروط (‏3‏):</w:t>
       </w:r>
     </w:p>
     <w:p>
@@ -1639,7 +1639,7 @@
           <w:rFonts w:ascii="IBM Plex Sans Arabic" w:hAnsi="IBM Plex Sans Arabic" w:cs="IBM Plex Sans Arabic"/>
           <w:rtl/>
         </w:rPr>
-        <w:t>عمود أمان السوق (المخاطر) غائب (غير متاح: الاستقرار السياسي، جودة التنظيم، أداء اللوجستيات، استقرار العملة) — أكمل مصادره قبل قرار نهائي</w:t>
+        <w:t>جانب أمان السوق (المخاطر) غائب (غير متاح: الاستقرار السياسي، جودة التنظيم، أداء اللوجستيات، استقرار العملة) — أكمل مصادره قبل قرار نهائي</w:t>
       </w:r>
     </w:p>
     <w:p>
@@ -1653,7 +1653,7 @@
           <w:rFonts w:ascii="IBM Plex Sans Arabic" w:hAnsi="IBM Plex Sans Arabic" w:cs="IBM Plex Sans Arabic"/>
           <w:rtl/>
         </w:rPr>
-        <w:t>عمود شدة المنافسة ضعيف (‏37%‏) — متوسط المتاح من: HHI مقسوماً على 5000، وحصة المورّد الأكبر مقسومةً على 100، وعدد المرشّحين بالاسم مقسوماً على 10 — الدرجة المستهلكة في المجموع هي (‏1 − الشدة‏)</w:t>
+        <w:t>جانب شدة المنافسة ضعيف (‏37%‏) — متوسط المتاح من: HHI مقسوماً على 5000، وحصة المورّد الأكبر مقسومةً على 100، وعدد المرشّحين بالاسم مقسوماً على 10 — الدرجة المستهلكة في المجموع هي (‏1 − الشدة‏)</w:t>
       </w:r>
     </w:p>
     <w:p>
@@ -1667,7 +1667,7 @@
           <w:rFonts w:ascii="IBM Plex Sans Arabic" w:hAnsi="IBM Plex Sans Arabic" w:cs="IBM Plex Sans Arabic"/>
           <w:rtl/>
         </w:rPr>
-        <w:t>عمود الملاءمة التنظيمية ضعيف (‏38%‏) — متوسط المتاح من: (‏1 − تعريفة/30%‏)، وضوح القائمة (‏بنود/8‏)</w:t>
+        <w:t>جانب الملاءمة التنظيمية ضعيف (‏38%‏) — متوسط المتاح من: (‏1 − تعريفة/30%‏)، وضوح القائمة (‏بنود/8‏)</w:t>
       </w:r>
     </w:p>
     <w:p>
@@ -1775,7 +1775,7 @@
           <w:rFonts w:ascii="IBM Plex Sans Arabic" w:hAnsi="IBM Plex Sans Arabic" w:cs="IBM Plex Sans Arabic"/>
           <w:rtl/>
         </w:rPr>
-        <w:t>الحجة المضادة: أقوى حجة ضد الدخول المشروط: من جهةٍ العمود الأقوى «جاذبية السوق» (‏89%‏) يدعم مضيّاً كاملاً، ومن جهةٍ العمود الأضعف «شدة المنافسة» (‏37%‏) يدعم رفضاً.</w:t>
+        <w:t>الحجة المضادة: أقوى حجة ضد الدخول المشروط: من جهةٍ أقوى الجوانب «جاذبية السوق» (‏89%‏) يدعم مضيّاً كاملاً، ومن جهةٍ أضعفها «شدة المنافسة» (‏37%‏) يدعم رفضاً.</w:t>
       </w:r>
     </w:p>
     <w:p>
@@ -2111,7 +2111,7 @@
                 <w:rFonts w:ascii="IBM Plex Sans Arabic" w:hAnsi="IBM Plex Sans Arabic" w:cs="IBM Plex Sans Arabic"/>
                 <w:rtl/>
               </w:rPr>
-              <w:t>UN Comtrade | سُحب: 2026-09-09 | ثقة: عالية (‏90%‏)</w:t>
+              <w:t>UN Comtrade | سُحب: 2026-09-16 | ثقة: عالية (‏90%‏)</w:t>
             </w:r>
           </w:p>
         </w:tc>
@@ -2213,7 +2213,7 @@
                 <w:rFonts w:ascii="IBM Plex Sans Arabic" w:hAnsi="IBM Plex Sans Arabic" w:cs="IBM Plex Sans Arabic"/>
                 <w:rtl/>
               </w:rPr>
-              <w:t>UN Comtrade (مخزن الحقائق) | سُحب: 2026-09-09 | ثقة: عالية (‏90%‏)</w:t>
+              <w:t>UN Comtrade (مخزن الحقائق) | سُحب: 2026-09-16 | ثقة: عالية (‏90%‏)</w:t>
             </w:r>
           </w:p>
         </w:tc>
@@ -2311,7 +2311,7 @@
                 <w:rFonts w:ascii="IBM Plex Sans Arabic" w:hAnsi="IBM Plex Sans Arabic" w:cs="IBM Plex Sans Arabic"/>
                 <w:rtl/>
               </w:rPr>
-              <w:t>UN Comtrade (مخزن الحقائق) | سُحب: 2026-09-09 | ثقة: عالية (‏90%‏)</w:t>
+              <w:t>UN Comtrade (مخزن الحقائق) | سُحب: 2026-09-16 | ثقة: عالية (‏90%‏)</w:t>
             </w:r>
           </w:p>
         </w:tc>
@@ -2574,7 +2574,7 @@
                 <w:rFonts w:ascii="IBM Plex Sans Arabic" w:hAnsi="IBM Plex Sans Arabic" w:cs="IBM Plex Sans Arabic"/>
                 <w:rtl/>
               </w:rPr>
-              <w:t>30.0 مليون دولار</w:t>
+              <w:t>30 مليون دولار</w:t>
             </w:r>
           </w:p>
         </w:tc>
@@ -2651,7 +2651,7 @@
                 <w:rFonts w:ascii="IBM Plex Sans Arabic" w:hAnsi="IBM Plex Sans Arabic" w:cs="IBM Plex Sans Arabic"/>
                 <w:rtl/>
               </w:rPr>
-              <w:t>18.0 مليون دولار</w:t>
+              <w:t>18 مليون دولار</w:t>
             </w:r>
           </w:p>
         </w:tc>
@@ -2725,7 +2725,7 @@
                 <w:rFonts w:ascii="IBM Plex Sans Arabic" w:hAnsi="IBM Plex Sans Arabic" w:cs="IBM Plex Sans Arabic"/>
                 <w:rtl/>
               </w:rPr>
-              <w:t>12.0 مليون دولار</w:t>
+              <w:t>12 مليون دولار</w:t>
             </w:r>
           </w:p>
         </w:tc>
@@ -2784,7 +2784,7 @@
           <w:rFonts w:ascii="IBM Plex Sans Arabic" w:hAnsi="IBM Plex Sans Arabic" w:cs="IBM Plex Sans Arabic"/>
           <w:rtl/>
         </w:rPr>
-        <w:t>يستورد السوق ما قيمته 60.0 مليون دولار سنوياً من هذا المنتج (‏المصدر: UN Comtrade‏)</w:t>
+        <w:t>يستورد السوق ما قيمته 60 مليون دولار سنوياً من هذا المنتج (‏المصدر: UN Comtrade‏)</w:t>
       </w:r>
     </w:p>
     <w:p>
@@ -2854,7 +2854,7 @@
           <w:rFonts w:ascii="IBM Plex Sans Arabic" w:hAnsi="IBM Plex Sans Arabic" w:cs="IBM Plex Sans Arabic"/>
           <w:rtl/>
         </w:rPr>
-        <w:t>يستورد السوق ما قيمته 20.0 مليون دولار سنوياً من هذا المنتج (‏المصدر: UN Comtrade‏)</w:t>
+        <w:t>يستورد السوق ما قيمته 20 مليون دولار سنوياً من هذا المنتج (‏المصدر: UN Comtrade‏)</w:t>
       </w:r>
     </w:p>
     <w:p>
@@ -3154,7 +3154,7 @@
                 <w:rFonts w:ascii="IBM Plex Sans Arabic" w:hAnsi="IBM Plex Sans Arabic" w:cs="IBM Plex Sans Arabic"/>
                 <w:rtl/>
               </w:rPr>
-              <w:t>UN Comtrade | سُحب: 2026-09-09 | ثقة: عالية (‏90%‏)</w:t>
+              <w:t>UN Comtrade | سُحب: 2026-09-16 | ثقة: عالية (‏90%‏)</w:t>
             </w:r>
           </w:p>
         </w:tc>
@@ -3255,7 +3255,7 @@
                 <w:rFonts w:ascii="IBM Plex Sans Arabic" w:hAnsi="IBM Plex Sans Arabic" w:cs="IBM Plex Sans Arabic"/>
                 <w:rtl/>
               </w:rPr>
-              <w:t>UN Comtrade | سُحب: 2026-09-09 | ثقة: عالية (‏90%‏)</w:t>
+              <w:t>UN Comtrade | سُحب: 2026-09-16 | ثقة: عالية (‏90%‏)</w:t>
             </w:r>
           </w:p>
         </w:tc>
@@ -3354,7 +3354,7 @@
                 <w:rFonts w:ascii="IBM Plex Sans Arabic" w:hAnsi="IBM Plex Sans Arabic" w:cs="IBM Plex Sans Arabic"/>
                 <w:rtl/>
               </w:rPr>
-              <w:t>UN Comtrade | سُحب: 2026-09-09 | ثقة: عالية (‏90%‏)</w:t>
+              <w:t>UN Comtrade | سُحب: 2026-09-16 | ثقة: عالية (‏90%‏)</w:t>
             </w:r>
           </w:p>
         </w:tc>
@@ -3825,7 +3825,7 @@
                 <w:rFonts w:ascii="IBM Plex Sans Arabic" w:hAnsi="IBM Plex Sans Arabic" w:cs="IBM Plex Sans Arabic"/>
                 <w:rtl/>
               </w:rPr>
-              <w:t>UN Comtrade (مخزن الحقائق) | سُحب: 2026-09-09 | ثقة: عالية (‏90%‏)</w:t>
+              <w:t>UN Comtrade (مخزن الحقائق) | سُحب: 2026-09-16 | ثقة: عالية (‏90%‏)</w:t>
             </w:r>
           </w:p>
         </w:tc>
@@ -3927,7 +3927,7 @@
                 <w:rFonts w:ascii="IBM Plex Sans Arabic" w:hAnsi="IBM Plex Sans Arabic" w:cs="IBM Plex Sans Arabic"/>
                 <w:rtl/>
               </w:rPr>
-              <w:t>UN Comtrade (مخزن الحقائق) | سُحب: 2026-09-09 | ثقة: عالية (‏85%‏)</w:t>
+              <w:t>UN Comtrade (مخزن الحقائق) | سُحب: 2026-09-16 | ثقة: عالية (‏85%‏)</w:t>
             </w:r>
           </w:p>
         </w:tc>
@@ -4636,7 +4636,7 @@
           <w:rFonts w:ascii="IBM Plex Sans Arabic" w:hAnsi="IBM Plex Sans Arabic" w:cs="IBM Plex Sans Arabic"/>
           <w:rtl/>
         </w:rPr>
-        <w:t>المصدر: Silk L1 requirements reference (‏official portals / EUR-Lex‏) | سُحب: 2026-09-09 | ثقة: عالية (‏80%‏)</w:t>
+        <w:t>المصدر: Silk L1 requirements reference (‏official portals / EUR-Lex‏) | سُحب: 2026-09-16 | ثقة: عالية (‏80%‏)</w:t>
       </w:r>
     </w:p>
     <w:p>
@@ -4650,7 +4650,7 @@
           <w:rFonts w:ascii="IBM Plex Sans Arabic" w:hAnsi="IBM Plex Sans Arabic" w:cs="IBM Plex Sans Arabic"/>
           <w:rtl/>
         </w:rPr>
-        <w:t>غير متوفر: التعريفة الجمركية المطبّقة: WITS غير متاح الآن (تعذّر الاتصال بالمصدر) لـHS080410 SAU←CHN 2023 — أعد المحاولة لاحقاً. | وWTO TTD أيضاً غير متاح: WTO TTD غير مُهيَّأ (‏WTO_TTD_API_KEY غير مضبوط‏) — فجوة معلنة، لا محاولة جلب بلا مفتاح</w:t>
+        <w:t>غير متوفر: التعريفة الجمركية المطبّقة: WITS غير متاح الآن (تعذّر الاتصال بالمصدر) لـHS080410 SAU←CHN 2023 — أعد المحاولة لاحقاً. | وWTO TTD أيضاً غير متاح: WTO TTD غير مُهيَّأ (‏WTO_TTD_API_KEY غير مضبوط‏) — فجوة معلنة، لا محاولة جلب بلا مفتاح | ومصدر ITC Market Access Map: لم تُستخرج نسبة رقمية آلياً من ITC Market Access Map لسنة 2023. تحقق من الرسوم العادية والتفضيلية على HS080410 من SAU إلى CHN عبر الرابط: https://www.macmap.org/en/query/results?product=080410&amp;exporter=SAU&amp;importer=CHN. الضريبة على القيمة المضافة والرسوم الأخرى تُراجع منفصلة عن التعرفة.</w:t>
       </w:r>
     </w:p>
     <w:p>

--- a/samples/report_full_latest.docx
+++ b/samples/report_full_latest.docx
@@ -371,7 +371,7 @@
                 <w:rFonts w:ascii="IBM Plex Sans Arabic" w:hAnsi="IBM Plex Sans Arabic" w:cs="IBM Plex Sans Arabic"/>
                 <w:rtl/>
               </w:rPr>
-              <w:t>2026-09-16</w:t>
+              <w:t>2026-09-19</w:t>
             </w:r>
           </w:p>
         </w:tc>
@@ -473,7 +473,7 @@
                 <w:rFonts w:ascii="IBM Plex Sans Arabic" w:hAnsi="IBM Plex Sans Arabic" w:cs="IBM Plex Sans Arabic"/>
                 <w:rtl/>
               </w:rPr>
-              <w:t>42.1%</w:t>
+              <w:t>47.6%</w:t>
             </w:r>
           </w:p>
         </w:tc>
@@ -806,7 +806,7 @@
           <w:rFonts w:ascii="IBM Plex Sans Arabic" w:hAnsi="IBM Plex Sans Arabic" w:cs="IBM Plex Sans Arabic"/>
           <w:rtl/>
         </w:rPr>
-        <w:t>تغطية البيانات الإجمالية لهذا التحليل: 42.1%.</w:t>
+        <w:t>تغطية البيانات الإجمالية لهذا التحليل: 47.6%.</w:t>
       </w:r>
     </w:p>
     <w:p>
@@ -2111,7 +2111,7 @@
                 <w:rFonts w:ascii="IBM Plex Sans Arabic" w:hAnsi="IBM Plex Sans Arabic" w:cs="IBM Plex Sans Arabic"/>
                 <w:rtl/>
               </w:rPr>
-              <w:t>UN Comtrade | سُحب: 2026-09-16 | ثقة: عالية (‏90%‏)</w:t>
+              <w:t>UN Comtrade | سُحب: 2026-09-19 | ثقة: عالية (‏90%‏)</w:t>
             </w:r>
           </w:p>
         </w:tc>
@@ -2213,7 +2213,7 @@
                 <w:rFonts w:ascii="IBM Plex Sans Arabic" w:hAnsi="IBM Plex Sans Arabic" w:cs="IBM Plex Sans Arabic"/>
                 <w:rtl/>
               </w:rPr>
-              <w:t>UN Comtrade (مخزن الحقائق) | سُحب: 2026-09-16 | ثقة: عالية (‏90%‏)</w:t>
+              <w:t>UN Comtrade (مخزن الحقائق) | سُحب: 2026-09-19 | ثقة: عالية (‏90%‏)</w:t>
             </w:r>
           </w:p>
         </w:tc>
@@ -2311,7 +2311,7 @@
                 <w:rFonts w:ascii="IBM Plex Sans Arabic" w:hAnsi="IBM Plex Sans Arabic" w:cs="IBM Plex Sans Arabic"/>
                 <w:rtl/>
               </w:rPr>
-              <w:t>UN Comtrade (مخزن الحقائق) | سُحب: 2026-09-16 | ثقة: عالية (‏90%‏)</w:t>
+              <w:t>UN Comtrade (مخزن الحقائق) | سُحب: 2026-09-19 | ثقة: عالية (‏90%‏)</w:t>
             </w:r>
           </w:p>
         </w:tc>
@@ -3154,7 +3154,7 @@
                 <w:rFonts w:ascii="IBM Plex Sans Arabic" w:hAnsi="IBM Plex Sans Arabic" w:cs="IBM Plex Sans Arabic"/>
                 <w:rtl/>
               </w:rPr>
-              <w:t>UN Comtrade | سُحب: 2026-09-16 | ثقة: عالية (‏90%‏)</w:t>
+              <w:t>UN Comtrade | سُحب: 2026-09-19 | ثقة: عالية (‏90%‏)</w:t>
             </w:r>
           </w:p>
         </w:tc>
@@ -3255,7 +3255,7 @@
                 <w:rFonts w:ascii="IBM Plex Sans Arabic" w:hAnsi="IBM Plex Sans Arabic" w:cs="IBM Plex Sans Arabic"/>
                 <w:rtl/>
               </w:rPr>
-              <w:t>UN Comtrade | سُحب: 2026-09-16 | ثقة: عالية (‏90%‏)</w:t>
+              <w:t>UN Comtrade | سُحب: 2026-09-19 | ثقة: عالية (‏90%‏)</w:t>
             </w:r>
           </w:p>
         </w:tc>
@@ -3354,7 +3354,7 @@
                 <w:rFonts w:ascii="IBM Plex Sans Arabic" w:hAnsi="IBM Plex Sans Arabic" w:cs="IBM Plex Sans Arabic"/>
                 <w:rtl/>
               </w:rPr>
-              <w:t>UN Comtrade | سُحب: 2026-09-16 | ثقة: عالية (‏90%‏)</w:t>
+              <w:t>UN Comtrade | سُحب: 2026-09-19 | ثقة: عالية (‏90%‏)</w:t>
             </w:r>
           </w:p>
         </w:tc>
@@ -3825,7 +3825,7 @@
                 <w:rFonts w:ascii="IBM Plex Sans Arabic" w:hAnsi="IBM Plex Sans Arabic" w:cs="IBM Plex Sans Arabic"/>
                 <w:rtl/>
               </w:rPr>
-              <w:t>UN Comtrade (مخزن الحقائق) | سُحب: 2026-09-16 | ثقة: عالية (‏90%‏)</w:t>
+              <w:t>UN Comtrade (مخزن الحقائق) | سُحب: 2026-09-19 | ثقة: عالية (‏90%‏)</w:t>
             </w:r>
           </w:p>
         </w:tc>
@@ -3927,7 +3927,7 @@
                 <w:rFonts w:ascii="IBM Plex Sans Arabic" w:hAnsi="IBM Plex Sans Arabic" w:cs="IBM Plex Sans Arabic"/>
                 <w:rtl/>
               </w:rPr>
-              <w:t>UN Comtrade (مخزن الحقائق) | سُحب: 2026-09-16 | ثقة: عالية (‏85%‏)</w:t>
+              <w:t>UN Comtrade (مخزن الحقائق) | سُحب: 2026-09-19 | ثقة: عالية (‏85%‏)</w:t>
             </w:r>
           </w:p>
         </w:tc>
@@ -4636,7 +4636,7 @@
           <w:rFonts w:ascii="IBM Plex Sans Arabic" w:hAnsi="IBM Plex Sans Arabic" w:cs="IBM Plex Sans Arabic"/>
           <w:rtl/>
         </w:rPr>
-        <w:t>المصدر: Silk L1 requirements reference (‏official portals / EUR-Lex‏) | سُحب: 2026-09-16 | ثقة: عالية (‏80%‏)</w:t>
+        <w:t>المصدر: Silk L1 requirements reference (‏official portals / EUR-Lex‏) | سُحب: 2026-09-19 | ثقة: عالية (‏80%‏)</w:t>
       </w:r>
     </w:p>
     <w:p>
@@ -5811,7 +5811,7 @@
                 <w:rFonts w:ascii="IBM Plex Sans Arabic" w:hAnsi="IBM Plex Sans Arabic" w:cs="IBM Plex Sans Arabic"/>
                 <w:rtl/>
               </w:rPr>
-              <w:t>0/5</w:t>
+              <w:t>2/7</w:t>
             </w:r>
           </w:p>
         </w:tc>
@@ -5835,7 +5835,7 @@
                 <w:rFonts w:ascii="IBM Plex Sans Arabic" w:hAnsi="IBM Plex Sans Arabic" w:cs="IBM Plex Sans Arabic"/>
                 <w:rtl/>
               </w:rPr>
-              <w:t>0.0</w:t>
+              <w:t>0.29</w:t>
             </w:r>
           </w:p>
         </w:tc>
@@ -5892,19 +5892,6 @@
           <w:rtl/>
         </w:rPr>
         <w:t>بيانات غير كافية لقسم «المخاطر» (‏0/2 حقائق سوقية‏) — المصادر المُحاوَلة: World Bank</w:t>
-      </w:r>
-    </w:p>
-    <w:p>
-      <w:pPr>
-        <w:bidi/>
-        <w:jc w:val="start"/>
-      </w:pPr>
-      <w:r>
-        <w:rPr>
-          <w:rFonts w:ascii="IBM Plex Sans Arabic" w:hAnsi="IBM Plex Sans Arabic" w:cs="IBM Plex Sans Arabic"/>
-          <w:rtl/>
-        </w:rPr>
-        <w:t>بيانات غير كافية لقسم «الاتجاه» (‏0/2 حقائق سوقية‏) — المصادر المُحاوَلة: UN Comtrade</w:t>
       </w:r>
     </w:p>
     <w:p>

--- a/samples/report_full_latest.docx
+++ b/samples/report_full_latest.docx
@@ -751,7 +751,7 @@
           <w:rFonts w:ascii="IBM Plex Sans Arabic" w:hAnsi="IBM Plex Sans Arabic" w:cs="IBM Plex Sans Arabic"/>
           <w:rtl/>
         </w:rPr>
-        <w:t>الأساس التجاري: يستورد السوق ما قيمته 60 مليون دولار سنوياً من هذا المنتج (‏المصدر: UN Comtrade‏)؛ والمنتجات السعودية حاضرة فعلاً بحصة 30% من واردات السوق (‏المصدر: UN Comtrade‏)؛ وسوق عالي التركّز — مورّد أو اثنان يهيمنان.</w:t>
+        <w:t>ما يسند هذه القراءة: يستورد السوق ما قيمته 60 مليون دولار سنوياً من هذا المنتج (‏المصدر: UN Comtrade‏)؛ والمنتجات السعودية حاضرة فعلاً بحصة 30% من واردات السوق (‏المصدر: UN Comtrade‏)؛ وسوق عالي التركّز — مورّد أو اثنان يهيمنان.</w:t>
       </w:r>
     </w:p>
     <w:p>
@@ -764,7 +764,7 @@
           <w:rFonts w:ascii="IBM Plex Sans Arabic" w:hAnsi="IBM Plex Sans Arabic" w:cs="IBM Plex Sans Arabic"/>
           <w:rtl/>
         </w:rPr>
-        <w:t>لاكتمال الثقة في هذه التوصية يلزم: الصين: دخل الفرد غير متاح؛ الإمارات: دخل الفرد غير متاح.</w:t>
+        <w:t>ويبقى قبل الحسم النهائي: الصين: دخل الفرد غير متاح؛ الإمارات: دخل الفرد غير متاح.</w:t>
       </w:r>
     </w:p>
     <w:p>
@@ -4964,34 +4964,336 @@
         <w:t>حدود هذا التقرير</w:t>
       </w:r>
     </w:p>
-    <w:p>
-      <w:pPr>
-        <w:pStyle w:val="ListBullet"/>
-        <w:bidi/>
-        <w:jc w:val="start"/>
-      </w:pPr>
-      <w:r>
-        <w:rPr>
-          <w:rFonts w:ascii="IBM Plex Sans Arabic" w:hAnsi="IBM Plex Sans Arabic" w:cs="IBM Plex Sans Arabic"/>
-          <w:rtl/>
-        </w:rPr>
-        <w:t>الصين: دخل الفرد غير متاح</w:t>
-      </w:r>
-    </w:p>
-    <w:p>
-      <w:pPr>
-        <w:pStyle w:val="ListBullet"/>
-        <w:bidi/>
-        <w:jc w:val="start"/>
-      </w:pPr>
-      <w:r>
-        <w:rPr>
-          <w:rFonts w:ascii="IBM Plex Sans Arabic" w:hAnsi="IBM Plex Sans Arabic" w:cs="IBM Plex Sans Arabic"/>
-          <w:rtl/>
-        </w:rPr>
-        <w:t>الإمارات: دخل الفرد غير متاح</w:t>
-      </w:r>
-    </w:p>
+    <w:tbl>
+      <w:tblPr>
+        <w:tblStyle w:val="TableGrid"/>
+        <w:tblW w:type="auto" w:w="0"/>
+        <w:tblLayout w:type="fixed"/>
+        <w:tblLook w:firstColumn="1" w:firstRow="1" w:lastColumn="0" w:lastRow="0" w:noHBand="0" w:noVBand="1" w:val="04A0"/>
+        <w:tblBorders>
+          <w:top w:val="single" w:sz="4" w:space="0" w:color="BBBBBB"/>
+          <w:left w:val="single" w:sz="4" w:space="0" w:color="BBBBBB"/>
+          <w:bottom w:val="single" w:sz="4" w:space="0" w:color="BBBBBB"/>
+          <w:right w:val="single" w:sz="4" w:space="0" w:color="BBBBBB"/>
+          <w:insideH w:val="single" w:sz="4" w:space="0" w:color="BBBBBB"/>
+          <w:insideV w:val="single" w:sz="4" w:space="0" w:color="BBBBBB"/>
+        </w:tblBorders>
+        <w:bidiVisual/>
+      </w:tblPr>
+      <w:tblGrid>
+        <w:gridCol w:w="2880"/>
+        <w:gridCol w:w="2880"/>
+        <w:gridCol w:w="2880"/>
+      </w:tblGrid>
+      <w:tr>
+        <w:tc>
+          <w:tcPr>
+            <w:tcW w:type="dxa" w:w="3120"/>
+            <w:shd w:val="clear" w:fill="166534"/>
+            <w:tcMar>
+              <w:top w:w="100" w:type="dxa"/>
+              <w:bottom w:w="100" w:type="dxa"/>
+              <w:left w:w="120" w:type="dxa"/>
+              <w:right w:w="120" w:type="dxa"/>
+            </w:tcMar>
+          </w:tcPr>
+          <w:p>
+            <w:pPr>
+              <w:bidi/>
+              <w:jc w:val="start"/>
+            </w:pPr>
+            <w:r>
+              <w:rPr>
+                <w:rFonts w:ascii="IBM Plex Sans Arabic" w:hAnsi="IBM Plex Sans Arabic" w:cs="IBM Plex Sans Arabic"/>
+                <w:b/>
+                <w:color w:val="FFFFFF"/>
+                <w:rtl/>
+              </w:rPr>
+              <w:t>المعطى</w:t>
+            </w:r>
+          </w:p>
+        </w:tc>
+        <w:tc>
+          <w:tcPr>
+            <w:tcW w:type="dxa" w:w="3120"/>
+            <w:shd w:val="clear" w:fill="166534"/>
+            <w:tcMar>
+              <w:top w:w="100" w:type="dxa"/>
+              <w:bottom w:w="100" w:type="dxa"/>
+              <w:left w:w="120" w:type="dxa"/>
+              <w:right w:w="120" w:type="dxa"/>
+            </w:tcMar>
+          </w:tcPr>
+          <w:p>
+            <w:pPr>
+              <w:bidi/>
+              <w:jc w:val="start"/>
+            </w:pPr>
+            <w:r>
+              <w:rPr>
+                <w:rFonts w:ascii="IBM Plex Sans Arabic" w:hAnsi="IBM Plex Sans Arabic" w:cs="IBM Plex Sans Arabic"/>
+                <w:b/>
+                <w:color w:val="FFFFFF"/>
+                <w:rtl/>
+              </w:rPr>
+              <w:t>ما يلزم لإغلاقه</w:t>
+            </w:r>
+          </w:p>
+        </w:tc>
+        <w:tc>
+          <w:tcPr>
+            <w:tcW w:type="dxa" w:w="3120"/>
+            <w:shd w:val="clear" w:fill="166534"/>
+            <w:tcMar>
+              <w:top w:w="100" w:type="dxa"/>
+              <w:bottom w:w="100" w:type="dxa"/>
+              <w:left w:w="120" w:type="dxa"/>
+              <w:right w:w="120" w:type="dxa"/>
+            </w:tcMar>
+          </w:tcPr>
+          <w:p>
+            <w:pPr>
+              <w:bidi/>
+              <w:jc w:val="start"/>
+            </w:pPr>
+            <w:r>
+              <w:rPr>
+                <w:rFonts w:ascii="IBM Plex Sans Arabic" w:hAnsi="IBM Plex Sans Arabic" w:cs="IBM Plex Sans Arabic"/>
+                <w:b/>
+                <w:color w:val="FFFFFF"/>
+                <w:rtl/>
+              </w:rPr>
+              <w:t>الحالة</w:t>
+            </w:r>
+          </w:p>
+        </w:tc>
+      </w:tr>
+      <w:tr>
+        <w:tc>
+          <w:tcPr>
+            <w:tcW w:type="dxa" w:w="3120"/>
+            <w:tcMar>
+              <w:top w:w="100" w:type="dxa"/>
+              <w:bottom w:w="100" w:type="dxa"/>
+              <w:left w:w="120" w:type="dxa"/>
+              <w:right w:w="120" w:type="dxa"/>
+            </w:tcMar>
+          </w:tcPr>
+          <w:p>
+            <w:pPr>
+              <w:bidi/>
+              <w:jc w:val="start"/>
+            </w:pPr>
+            <w:r>
+              <w:rPr>
+                <w:rFonts w:ascii="IBM Plex Sans Arabic" w:hAnsi="IBM Plex Sans Arabic" w:cs="IBM Plex Sans Arabic"/>
+                <w:rtl/>
+              </w:rPr>
+              <w:t>بنود الاشتراطات</w:t>
+            </w:r>
+          </w:p>
+        </w:tc>
+        <w:tc>
+          <w:tcPr>
+            <w:tcW w:type="dxa" w:w="3120"/>
+            <w:tcMar>
+              <w:top w:w="100" w:type="dxa"/>
+              <w:bottom w:w="100" w:type="dxa"/>
+              <w:left w:w="120" w:type="dxa"/>
+              <w:right w:w="120" w:type="dxa"/>
+            </w:tcMar>
+          </w:tcPr>
+          <w:p>
+            <w:pPr>
+              <w:bidi/>
+              <w:jc w:val="start"/>
+            </w:pPr>
+            <w:r>
+              <w:rPr>
+                <w:rFonts w:ascii="IBM Plex Sans Arabic" w:hAnsi="IBM Plex Sans Arabic" w:cs="IBM Plex Sans Arabic"/>
+                <w:rtl/>
+              </w:rPr>
+              <w:t>—</w:t>
+            </w:r>
+          </w:p>
+        </w:tc>
+        <w:tc>
+          <w:tcPr>
+            <w:tcW w:type="dxa" w:w="3120"/>
+            <w:tcMar>
+              <w:top w:w="100" w:type="dxa"/>
+              <w:bottom w:w="100" w:type="dxa"/>
+              <w:left w:w="120" w:type="dxa"/>
+              <w:right w:w="120" w:type="dxa"/>
+            </w:tcMar>
+          </w:tcPr>
+          <w:p>
+            <w:pPr>
+              <w:bidi/>
+              <w:jc w:val="start"/>
+            </w:pPr>
+            <w:r>
+              <w:rPr>
+                <w:rFonts w:ascii="IBM Plex Sans Arabic" w:hAnsi="IBM Plex Sans Arabic" w:cs="IBM Plex Sans Arabic"/>
+                <w:rtl/>
+              </w:rPr>
+              <w:t>مرصود بتوثيق ضعيف</w:t>
+            </w:r>
+          </w:p>
+        </w:tc>
+      </w:tr>
+      <w:tr>
+        <w:tc>
+          <w:tcPr>
+            <w:tcW w:type="dxa" w:w="3120"/>
+            <w:tcMar>
+              <w:top w:w="100" w:type="dxa"/>
+              <w:bottom w:w="100" w:type="dxa"/>
+              <w:left w:w="120" w:type="dxa"/>
+              <w:right w:w="120" w:type="dxa"/>
+            </w:tcMar>
+            <w:shd w:val="clear" w:fill="F2F7F3"/>
+          </w:tcPr>
+          <w:p>
+            <w:pPr>
+              <w:bidi/>
+              <w:jc w:val="start"/>
+            </w:pPr>
+            <w:r>
+              <w:rPr>
+                <w:rFonts w:ascii="IBM Plex Sans Arabic" w:hAnsi="IBM Plex Sans Arabic" w:cs="IBM Plex Sans Arabic"/>
+                <w:rtl/>
+              </w:rPr>
+              <w:t>الصين: دخل الفرد غير متاح</w:t>
+            </w:r>
+          </w:p>
+        </w:tc>
+        <w:tc>
+          <w:tcPr>
+            <w:tcW w:type="dxa" w:w="3120"/>
+            <w:tcMar>
+              <w:top w:w="100" w:type="dxa"/>
+              <w:bottom w:w="100" w:type="dxa"/>
+              <w:left w:w="120" w:type="dxa"/>
+              <w:right w:w="120" w:type="dxa"/>
+            </w:tcMar>
+            <w:shd w:val="clear" w:fill="F2F7F3"/>
+          </w:tcPr>
+          <w:p>
+            <w:pPr>
+              <w:bidi/>
+              <w:jc w:val="start"/>
+            </w:pPr>
+            <w:r>
+              <w:rPr>
+                <w:rFonts w:ascii="IBM Plex Sans Arabic" w:hAnsi="IBM Plex Sans Arabic" w:cs="IBM Plex Sans Arabic"/>
+                <w:rtl/>
+              </w:rPr>
+              <w:t>—</w:t>
+            </w:r>
+          </w:p>
+        </w:tc>
+        <w:tc>
+          <w:tcPr>
+            <w:tcW w:type="dxa" w:w="3120"/>
+            <w:tcMar>
+              <w:top w:w="100" w:type="dxa"/>
+              <w:bottom w:w="100" w:type="dxa"/>
+              <w:left w:w="120" w:type="dxa"/>
+              <w:right w:w="120" w:type="dxa"/>
+            </w:tcMar>
+            <w:shd w:val="clear" w:fill="F2F7F3"/>
+          </w:tcPr>
+          <w:p>
+            <w:pPr>
+              <w:bidi/>
+              <w:jc w:val="start"/>
+            </w:pPr>
+            <w:r>
+              <w:rPr>
+                <w:rFonts w:ascii="IBM Plex Sans Arabic" w:hAnsi="IBM Plex Sans Arabic" w:cs="IBM Plex Sans Arabic"/>
+                <w:rtl/>
+              </w:rPr>
+              <w:t>ناقص</w:t>
+            </w:r>
+          </w:p>
+        </w:tc>
+      </w:tr>
+      <w:tr>
+        <w:tc>
+          <w:tcPr>
+            <w:tcW w:type="dxa" w:w="3120"/>
+            <w:tcMar>
+              <w:top w:w="100" w:type="dxa"/>
+              <w:bottom w:w="100" w:type="dxa"/>
+              <w:left w:w="120" w:type="dxa"/>
+              <w:right w:w="120" w:type="dxa"/>
+            </w:tcMar>
+          </w:tcPr>
+          <w:p>
+            <w:pPr>
+              <w:bidi/>
+              <w:jc w:val="start"/>
+            </w:pPr>
+            <w:r>
+              <w:rPr>
+                <w:rFonts w:ascii="IBM Plex Sans Arabic" w:hAnsi="IBM Plex Sans Arabic" w:cs="IBM Plex Sans Arabic"/>
+                <w:rtl/>
+              </w:rPr>
+              <w:t>الإمارات: دخل الفرد غير متاح</w:t>
+            </w:r>
+          </w:p>
+        </w:tc>
+        <w:tc>
+          <w:tcPr>
+            <w:tcW w:type="dxa" w:w="3120"/>
+            <w:tcMar>
+              <w:top w:w="100" w:type="dxa"/>
+              <w:bottom w:w="100" w:type="dxa"/>
+              <w:left w:w="120" w:type="dxa"/>
+              <w:right w:w="120" w:type="dxa"/>
+            </w:tcMar>
+          </w:tcPr>
+          <w:p>
+            <w:pPr>
+              <w:bidi/>
+              <w:jc w:val="start"/>
+            </w:pPr>
+            <w:r>
+              <w:rPr>
+                <w:rFonts w:ascii="IBM Plex Sans Arabic" w:hAnsi="IBM Plex Sans Arabic" w:cs="IBM Plex Sans Arabic"/>
+                <w:rtl/>
+              </w:rPr>
+              <w:t>—</w:t>
+            </w:r>
+          </w:p>
+        </w:tc>
+        <w:tc>
+          <w:tcPr>
+            <w:tcW w:type="dxa" w:w="3120"/>
+            <w:tcMar>
+              <w:top w:w="100" w:type="dxa"/>
+              <w:bottom w:w="100" w:type="dxa"/>
+              <w:left w:w="120" w:type="dxa"/>
+              <w:right w:w="120" w:type="dxa"/>
+            </w:tcMar>
+          </w:tcPr>
+          <w:p>
+            <w:pPr>
+              <w:bidi/>
+              <w:jc w:val="start"/>
+            </w:pPr>
+            <w:r>
+              <w:rPr>
+                <w:rFonts w:ascii="IBM Plex Sans Arabic" w:hAnsi="IBM Plex Sans Arabic" w:cs="IBM Plex Sans Arabic"/>
+                <w:rtl/>
+              </w:rPr>
+              <w:t>ناقص</w:t>
+            </w:r>
+          </w:p>
+        </w:tc>
+      </w:tr>
+    </w:tbl>
     <w:p>
       <w:pPr>
         <w:pStyle w:val="Heading1"/>
@@ -5865,7 +6167,7 @@
           <w:rFonts w:ascii="IBM Plex Sans Arabic" w:hAnsi="IBM Plex Sans Arabic" w:cs="IBM Plex Sans Arabic"/>
           <w:rtl/>
         </w:rPr>
-        <w:t>بيانات غير كافية لقسم «المنافسون بالاسم» (‏0/2 حقائق سوقية‏) — المصادر المُحاوَلة: لا مصادر مُحاوَلة</w:t>
+        <w:t>لم يكتمل قسم «المنافسون بالاسم»: لم تُرصد أي حقيقة سوقية، والقسم يحتاج حقيقتين، ولم تُحاوَل أي مصادر</w:t>
       </w:r>
     </w:p>
     <w:p>
@@ -5878,7 +6180,7 @@
           <w:rFonts w:ascii="IBM Plex Sans Arabic" w:hAnsi="IBM Plex Sans Arabic" w:cs="IBM Plex Sans Arabic"/>
           <w:rtl/>
         </w:rPr>
-        <w:t>بيانات غير كافية لقسم «الطلب والقدرة» (‏0/1 حقائق سوقية‏) — المصادر المُحاوَلة: World Bank</w:t>
+        <w:t>لم يكتمل قسم «الطلب والقدرة»: لم تُرصد أي حقيقة سوقية، والقسم يحتاج حقيقة واحدة، بعد محاولة: World Bank</w:t>
       </w:r>
     </w:p>
     <w:p>
@@ -5891,7 +6193,7 @@
           <w:rFonts w:ascii="IBM Plex Sans Arabic" w:hAnsi="IBM Plex Sans Arabic" w:cs="IBM Plex Sans Arabic"/>
           <w:rtl/>
         </w:rPr>
-        <w:t>بيانات غير كافية لقسم «المخاطر» (‏0/2 حقائق سوقية‏) — المصادر المُحاوَلة: World Bank</w:t>
+        <w:t>لم يكتمل قسم «المخاطر»: لم تُرصد أي حقيقة سوقية، والقسم يحتاج حقيقتين، بعد محاولة: World Bank</w:t>
       </w:r>
     </w:p>
     <w:p>

--- a/samples/report_full_latest.docx
+++ b/samples/report_full_latest.docx
@@ -5137,7 +5137,7 @@
                 <w:rFonts w:ascii="IBM Plex Sans Arabic" w:hAnsi="IBM Plex Sans Arabic" w:cs="IBM Plex Sans Arabic"/>
                 <w:rtl/>
               </w:rPr>
-              <w:t>مرصود بتوثيق ضعيف</w:t>
+              <w:t>مرصود من مصادر غير رسمية فقط</w:t>
             </w:r>
           </w:p>
         </w:tc>
@@ -5214,7 +5214,7 @@
                 <w:rFonts w:ascii="IBM Plex Sans Arabic" w:hAnsi="IBM Plex Sans Arabic" w:cs="IBM Plex Sans Arabic"/>
                 <w:rtl/>
               </w:rPr>
-              <w:t>ناقص</w:t>
+              <w:t>لم يُعرَف بعد</w:t>
             </w:r>
           </w:p>
         </w:tc>
@@ -5288,7 +5288,7 @@
                 <w:rFonts w:ascii="IBM Plex Sans Arabic" w:hAnsi="IBM Plex Sans Arabic" w:cs="IBM Plex Sans Arabic"/>
                 <w:rtl/>
               </w:rPr>
-              <w:t>ناقص</w:t>
+              <w:t>لم يُعرَف بعد</w:t>
             </w:r>
           </w:p>
         </w:tc>

--- a/samples/report_full_latest.docx
+++ b/samples/report_full_latest.docx
@@ -371,7 +371,7 @@
                 <w:rFonts w:ascii="IBM Plex Sans Arabic" w:hAnsi="IBM Plex Sans Arabic" w:cs="IBM Plex Sans Arabic"/>
                 <w:rtl/>
               </w:rPr>
-              <w:t>2026-09-19</w:t>
+              <w:t>2026-09-20</w:t>
             </w:r>
           </w:p>
         </w:tc>
@@ -2111,7 +2111,7 @@
                 <w:rFonts w:ascii="IBM Plex Sans Arabic" w:hAnsi="IBM Plex Sans Arabic" w:cs="IBM Plex Sans Arabic"/>
                 <w:rtl/>
               </w:rPr>
-              <w:t>UN Comtrade | سُحب: 2026-09-19 | ثقة: عالية (‏90%‏)</w:t>
+              <w:t>UN Comtrade | سُحب: 2026-09-20 | ثقة: عالية (‏90%‏)</w:t>
             </w:r>
           </w:p>
         </w:tc>
@@ -2213,7 +2213,7 @@
                 <w:rFonts w:ascii="IBM Plex Sans Arabic" w:hAnsi="IBM Plex Sans Arabic" w:cs="IBM Plex Sans Arabic"/>
                 <w:rtl/>
               </w:rPr>
-              <w:t>UN Comtrade (مخزن الحقائق) | سُحب: 2026-09-19 | ثقة: عالية (‏90%‏)</w:t>
+              <w:t>UN Comtrade (مخزن الحقائق) | سُحب: 2026-09-20 | ثقة: عالية (‏90%‏)</w:t>
             </w:r>
           </w:p>
         </w:tc>
@@ -2311,7 +2311,7 @@
                 <w:rFonts w:ascii="IBM Plex Sans Arabic" w:hAnsi="IBM Plex Sans Arabic" w:cs="IBM Plex Sans Arabic"/>
                 <w:rtl/>
               </w:rPr>
-              <w:t>UN Comtrade (مخزن الحقائق) | سُحب: 2026-09-19 | ثقة: عالية (‏90%‏)</w:t>
+              <w:t>UN Comtrade (مخزن الحقائق) | سُحب: 2026-09-20 | ثقة: عالية (‏90%‏)</w:t>
             </w:r>
           </w:p>
         </w:tc>
@@ -3154,7 +3154,7 @@
                 <w:rFonts w:ascii="IBM Plex Sans Arabic" w:hAnsi="IBM Plex Sans Arabic" w:cs="IBM Plex Sans Arabic"/>
                 <w:rtl/>
               </w:rPr>
-              <w:t>UN Comtrade | سُحب: 2026-09-19 | ثقة: عالية (‏90%‏)</w:t>
+              <w:t>UN Comtrade | سُحب: 2026-09-20 | ثقة: عالية (‏90%‏)</w:t>
             </w:r>
           </w:p>
         </w:tc>
@@ -3255,7 +3255,7 @@
                 <w:rFonts w:ascii="IBM Plex Sans Arabic" w:hAnsi="IBM Plex Sans Arabic" w:cs="IBM Plex Sans Arabic"/>
                 <w:rtl/>
               </w:rPr>
-              <w:t>UN Comtrade | سُحب: 2026-09-19 | ثقة: عالية (‏90%‏)</w:t>
+              <w:t>UN Comtrade | سُحب: 2026-09-20 | ثقة: عالية (‏90%‏)</w:t>
             </w:r>
           </w:p>
         </w:tc>
@@ -3354,7 +3354,7 @@
                 <w:rFonts w:ascii="IBM Plex Sans Arabic" w:hAnsi="IBM Plex Sans Arabic" w:cs="IBM Plex Sans Arabic"/>
                 <w:rtl/>
               </w:rPr>
-              <w:t>UN Comtrade | سُحب: 2026-09-19 | ثقة: عالية (‏90%‏)</w:t>
+              <w:t>UN Comtrade | سُحب: 2026-09-20 | ثقة: عالية (‏90%‏)</w:t>
             </w:r>
           </w:p>
         </w:tc>
@@ -3825,7 +3825,7 @@
                 <w:rFonts w:ascii="IBM Plex Sans Arabic" w:hAnsi="IBM Plex Sans Arabic" w:cs="IBM Plex Sans Arabic"/>
                 <w:rtl/>
               </w:rPr>
-              <w:t>UN Comtrade (مخزن الحقائق) | سُحب: 2026-09-19 | ثقة: عالية (‏90%‏)</w:t>
+              <w:t>UN Comtrade (مخزن الحقائق) | سُحب: 2026-09-20 | ثقة: عالية (‏90%‏)</w:t>
             </w:r>
           </w:p>
         </w:tc>
@@ -3927,7 +3927,7 @@
                 <w:rFonts w:ascii="IBM Plex Sans Arabic" w:hAnsi="IBM Plex Sans Arabic" w:cs="IBM Plex Sans Arabic"/>
                 <w:rtl/>
               </w:rPr>
-              <w:t>UN Comtrade (مخزن الحقائق) | سُحب: 2026-09-19 | ثقة: عالية (‏85%‏)</w:t>
+              <w:t>UN Comtrade (مخزن الحقائق) | سُحب: 2026-09-20 | ثقة: عالية (‏85%‏)</w:t>
             </w:r>
           </w:p>
         </w:tc>
@@ -4636,7 +4636,7 @@
           <w:rFonts w:ascii="IBM Plex Sans Arabic" w:hAnsi="IBM Plex Sans Arabic" w:cs="IBM Plex Sans Arabic"/>
           <w:rtl/>
         </w:rPr>
-        <w:t>المصدر: Silk L1 requirements reference (‏official portals / EUR-Lex‏) | سُحب: 2026-09-19 | ثقة: عالية (‏80%‏)</w:t>
+        <w:t>المصدر: Silk L1 requirements reference (‏official portals / EUR-Lex‏) | سُحب: 2026-09-20 | ثقة: عالية (‏80%‏)</w:t>
       </w:r>
     </w:p>
     <w:p>

--- a/samples/report_full_latest.docx
+++ b/samples/report_full_latest.docx
@@ -2375,7 +2375,6 @@
     </w:p>
     <w:p>
       <w:pPr>
-        <w:pStyle w:val="ListBullet"/>
         <w:bidi/>
         <w:jc w:val="start"/>
       </w:pPr>
@@ -2384,7 +2383,7 @@
           <w:rFonts w:ascii="IBM Plex Sans Arabic" w:hAnsi="IBM Plex Sans Arabic" w:cs="IBM Plex Sans Arabic"/>
           <w:rtl/>
         </w:rPr>
-        <w:t>شريحة الحلال/رمضان: 2.0% من السكان — الأساس: مرجع Pew الساكن — muslim_share_pct</w:t>
+        <w:t>بيانات غير كافية للشرائح — التقسيم السلوكي/الديموغرافي يتطلب بحثاً أولياً (مقابلات أو استبيانات) لم يُجرَ بعد؛ لا يُشتق من بيانات ثانوية</w:t>
       </w:r>
     </w:p>
     <w:p>

--- a/samples/report_full_latest.docx
+++ b/samples/report_full_latest.docx
@@ -4960,6 +4960,132 @@
           <w:rFonts w:ascii="IBM Plex Sans Arabic" w:hAnsi="IBM Plex Sans Arabic" w:cs="IBM Plex Sans Arabic"/>
           <w:rtl/>
         </w:rPr>
+        <w:t>أسئلتك الحاسمة قبل القرار</w:t>
+      </w:r>
+    </w:p>
+    <w:p>
+      <w:pPr>
+        <w:pStyle w:val="ListBullet"/>
+        <w:bidi/>
+        <w:jc w:val="start"/>
+      </w:pPr>
+      <w:r>
+        <w:rPr>
+          <w:rFonts w:ascii="IBM Plex Sans Arabic" w:hAnsi="IBM Plex Sans Arabic" w:cs="IBM Plex Sans Arabic"/>
+          <w:rtl/>
+        </w:rPr>
+        <w:t>ما حجمُ هذا السوق فعلاً وهل ينمو؟ 60 مليون دولار (‏UN Comtrade 2023‏)</w:t>
+      </w:r>
+    </w:p>
+    <w:p>
+      <w:pPr>
+        <w:pStyle w:val="ListBullet"/>
+        <w:bidi/>
+        <w:jc w:val="start"/>
+      </w:pPr>
+      <w:r>
+        <w:rPr>
+          <w:rFonts w:ascii="IBM Plex Sans Arabic" w:hAnsi="IBM Plex Sans Arabic" w:cs="IBM Plex Sans Arabic"/>
+          <w:rtl/>
+        </w:rPr>
+        <w:t>من ينافسني فعلاً — منتجون أم وسطاء يعيدون التصدير؟ 50% (‏UN Comtrade‏)</w:t>
+      </w:r>
+    </w:p>
+    <w:p>
+      <w:pPr>
+        <w:pStyle w:val="ListBullet"/>
+        <w:bidi/>
+        <w:jc w:val="start"/>
+      </w:pPr>
+      <w:r>
+        <w:rPr>
+          <w:rFonts w:ascii="IBM Plex Sans Arabic" w:hAnsi="IBM Plex Sans Arabic" w:cs="IBM Plex Sans Arabic"/>
+          <w:rtl/>
+        </w:rPr>
+        <w:t>هل لي ميزةُ تكلفةٍ حقيقية أم أنافس على السعر بلا سند؟ لم نعرفه بعد — كيف تعرفه: قارن سعرَ مدخلك الخام الفعلي بعرضٍ من مورّدٍ في بلد المنافس</w:t>
+      </w:r>
+    </w:p>
+    <w:p>
+      <w:pPr>
+        <w:pStyle w:val="ListBullet"/>
+        <w:bidi/>
+        <w:jc w:val="start"/>
+      </w:pPr>
+      <w:r>
+        <w:rPr>
+          <w:rFonts w:ascii="IBM Plex Sans Arabic" w:hAnsi="IBM Plex Sans Arabic" w:cs="IBM Plex Sans Arabic"/>
+          <w:rtl/>
+        </w:rPr>
+        <w:t>بكم أبيع للمصنع كي أنافس على الرف؟ لم نعرفه بعد — كيف تعرفه: اطلب عرضَ سعرٍ من موزّعٍ محلّي واحدٍ يشمل هامشَه وهامشَ التجزئة</w:t>
+      </w:r>
+    </w:p>
+    <w:p>
+      <w:pPr>
+        <w:pStyle w:val="ListBullet"/>
+        <w:bidi/>
+        <w:jc w:val="start"/>
+      </w:pPr>
+      <w:r>
+        <w:rPr>
+          <w:rFonts w:ascii="IBM Plex Sans Arabic" w:hAnsi="IBM Plex Sans Arabic" w:cs="IBM Plex Sans Arabic"/>
+          <w:rtl/>
+        </w:rPr>
+        <w:t>ما الذي يمنع أوّلَ شحنةٍ من الدخول؟ جانب أمان السوق (المخاطر) غائب (غير متاح: الاستقرار السياسي، جودة التنظيم، أداء اللوجستيات، استقرار العملة) — أكمل مصادره قبل قرار نهائي</w:t>
+      </w:r>
+    </w:p>
+    <w:p>
+      <w:pPr>
+        <w:pStyle w:val="ListBullet"/>
+        <w:bidi/>
+        <w:jc w:val="start"/>
+      </w:pPr>
+      <w:r>
+        <w:rPr>
+          <w:rFonts w:ascii="IBM Plex Sans Arabic" w:hAnsi="IBM Plex Sans Arabic" w:cs="IBM Plex Sans Arabic"/>
+          <w:rtl/>
+        </w:rPr>
+        <w:t>ما حجمُ أوّل شحنةٍ معقولة؟ لم نعرفه بعد — كيف تعرفه: احسبها من عرض الشحن الفعلي وسعة الحاوية التي يقبلها المستورد</w:t>
+      </w:r>
+    </w:p>
+    <w:p>
+      <w:pPr>
+        <w:pStyle w:val="ListBullet"/>
+        <w:bidi/>
+        <w:jc w:val="start"/>
+      </w:pPr>
+      <w:r>
+        <w:rPr>
+          <w:rFonts w:ascii="IBM Plex Sans Arabic" w:hAnsi="IBM Plex Sans Arabic" w:cs="IBM Plex Sans Arabic"/>
+          <w:rtl/>
+        </w:rPr>
+        <w:t>كم يتضاعف سعري من الحدود إلى الرف؟ لم نعرفه بعد — كيف تعرفه: ارصد سعرَ الرف لثلاثة منتجاتٍ منافسةٍ واقسمه على سعر الاستيراد المعلن</w:t>
+      </w:r>
+    </w:p>
+    <w:p>
+      <w:pPr>
+        <w:pStyle w:val="ListBullet"/>
+        <w:bidi/>
+        <w:jc w:val="start"/>
+      </w:pPr>
+      <w:r>
+        <w:rPr>
+          <w:rFonts w:ascii="IBM Plex Sans Arabic" w:hAnsi="IBM Plex Sans Arabic" w:cs="IBM Plex Sans Arabic"/>
+          <w:rtl/>
+        </w:rPr>
+        <w:t>بمَ أتمايز عن المعروض على الرف اليوم؟ لم نعرفه بعد — كيف تعرفه: صوّر رفَّ الفئة في ثلاثة متاجر واقرأ بطاقاتِ المنافسين</w:t>
+      </w:r>
+    </w:p>
+    <w:p>
+      <w:pPr>
+        <w:pStyle w:val="Heading1"/>
+        <w:bidi/>
+        <w:jc w:val="start"/>
+      </w:pPr>
+      <w:r>
+        <w:rPr>
+          <w:rFonts w:ascii="IBM Plex Sans Arabic" w:hAnsi="IBM Plex Sans Arabic" w:cs="IBM Plex Sans Arabic"/>
+          <w:rtl/>
+        </w:rPr>
         <w:t>حدود هذا التقرير</w:t>
       </w:r>
     </w:p>

--- a/samples/report_full_latest.docx
+++ b/samples/report_full_latest.docx
@@ -371,7 +371,7 @@
                 <w:rFonts w:ascii="IBM Plex Sans Arabic" w:hAnsi="IBM Plex Sans Arabic" w:cs="IBM Plex Sans Arabic"/>
                 <w:rtl/>
               </w:rPr>
-              <w:t>2026-09-20</w:t>
+              <w:t>2026-09-23</w:t>
             </w:r>
           </w:p>
         </w:tc>
@@ -2111,7 +2111,7 @@
                 <w:rFonts w:ascii="IBM Plex Sans Arabic" w:hAnsi="IBM Plex Sans Arabic" w:cs="IBM Plex Sans Arabic"/>
                 <w:rtl/>
               </w:rPr>
-              <w:t>UN Comtrade | سُحب: 2026-09-20 | ثقة: عالية (‏90%‏)</w:t>
+              <w:t>UN Comtrade | سُحب: 2026-09-23 | ثقة: عالية (‏90%‏)</w:t>
             </w:r>
           </w:p>
         </w:tc>
@@ -2213,7 +2213,7 @@
                 <w:rFonts w:ascii="IBM Plex Sans Arabic" w:hAnsi="IBM Plex Sans Arabic" w:cs="IBM Plex Sans Arabic"/>
                 <w:rtl/>
               </w:rPr>
-              <w:t>UN Comtrade (مخزن الحقائق) | سُحب: 2026-09-20 | ثقة: عالية (‏90%‏)</w:t>
+              <w:t>UN Comtrade (مخزن الحقائق) | سُحب: 2026-09-23 | ثقة: عالية (‏90%‏)</w:t>
             </w:r>
           </w:p>
         </w:tc>
@@ -2311,7 +2311,7 @@
                 <w:rFonts w:ascii="IBM Plex Sans Arabic" w:hAnsi="IBM Plex Sans Arabic" w:cs="IBM Plex Sans Arabic"/>
                 <w:rtl/>
               </w:rPr>
-              <w:t>UN Comtrade (مخزن الحقائق) | سُحب: 2026-09-20 | ثقة: عالية (‏90%‏)</w:t>
+              <w:t>UN Comtrade (مخزن الحقائق) | سُحب: 2026-09-23 | ثقة: عالية (‏90%‏)</w:t>
             </w:r>
           </w:p>
         </w:tc>
@@ -3153,7 +3153,7 @@
                 <w:rFonts w:ascii="IBM Plex Sans Arabic" w:hAnsi="IBM Plex Sans Arabic" w:cs="IBM Plex Sans Arabic"/>
                 <w:rtl/>
               </w:rPr>
-              <w:t>UN Comtrade | سُحب: 2026-09-20 | ثقة: عالية (‏90%‏)</w:t>
+              <w:t>UN Comtrade | سُحب: 2026-09-23 | ثقة: عالية (‏90%‏)</w:t>
             </w:r>
           </w:p>
         </w:tc>
@@ -3254,7 +3254,7 @@
                 <w:rFonts w:ascii="IBM Plex Sans Arabic" w:hAnsi="IBM Plex Sans Arabic" w:cs="IBM Plex Sans Arabic"/>
                 <w:rtl/>
               </w:rPr>
-              <w:t>UN Comtrade | سُحب: 2026-09-20 | ثقة: عالية (‏90%‏)</w:t>
+              <w:t>UN Comtrade | سُحب: 2026-09-23 | ثقة: عالية (‏90%‏)</w:t>
             </w:r>
           </w:p>
         </w:tc>
@@ -3353,7 +3353,7 @@
                 <w:rFonts w:ascii="IBM Plex Sans Arabic" w:hAnsi="IBM Plex Sans Arabic" w:cs="IBM Plex Sans Arabic"/>
                 <w:rtl/>
               </w:rPr>
-              <w:t>UN Comtrade | سُحب: 2026-09-20 | ثقة: عالية (‏90%‏)</w:t>
+              <w:t>UN Comtrade | سُحب: 2026-09-23 | ثقة: عالية (‏90%‏)</w:t>
             </w:r>
           </w:p>
         </w:tc>
@@ -3824,7 +3824,7 @@
                 <w:rFonts w:ascii="IBM Plex Sans Arabic" w:hAnsi="IBM Plex Sans Arabic" w:cs="IBM Plex Sans Arabic"/>
                 <w:rtl/>
               </w:rPr>
-              <w:t>UN Comtrade (مخزن الحقائق) | سُحب: 2026-09-20 | ثقة: عالية (‏90%‏)</w:t>
+              <w:t>UN Comtrade (مخزن الحقائق) | سُحب: 2026-09-23 | ثقة: عالية (‏90%‏)</w:t>
             </w:r>
           </w:p>
         </w:tc>
@@ -3926,7 +3926,7 @@
                 <w:rFonts w:ascii="IBM Plex Sans Arabic" w:hAnsi="IBM Plex Sans Arabic" w:cs="IBM Plex Sans Arabic"/>
                 <w:rtl/>
               </w:rPr>
-              <w:t>UN Comtrade (مخزن الحقائق) | سُحب: 2026-09-20 | ثقة: عالية (‏85%‏)</w:t>
+              <w:t>UN Comtrade (مخزن الحقائق) | سُحب: 2026-09-23 | ثقة: عالية (‏85%‏)</w:t>
             </w:r>
           </w:p>
         </w:tc>
@@ -4635,7 +4635,7 @@
           <w:rFonts w:ascii="IBM Plex Sans Arabic" w:hAnsi="IBM Plex Sans Arabic" w:cs="IBM Plex Sans Arabic"/>
           <w:rtl/>
         </w:rPr>
-        <w:t>المصدر: Silk L1 requirements reference (‏official portals / EUR-Lex‏) | سُحب: 2026-09-20 | ثقة: عالية (‏80%‏)</w:t>
+        <w:t>المصدر: Silk L1 requirements reference (‏official portals / EUR-Lex‏) | سُحب: 2026-09-23 | ثقة: عالية (‏80%‏)</w:t>
       </w:r>
     </w:p>
     <w:p>

--- a/samples/report_full_latest.docx
+++ b/samples/report_full_latest.docx
@@ -67,6 +67,10 @@
         <w:gridCol w:w="4320"/>
       </w:tblGrid>
       <w:tr>
+        <w:trPr>
+          <w:cantSplit/>
+          <w:tblHeader/>
+        </w:trPr>
         <w:tc>
           <w:tcPr>
             <w:tcW w:type="dxa" w:w="4680"/>
@@ -123,6 +127,9 @@
         </w:tc>
       </w:tr>
       <w:tr>
+        <w:trPr>
+          <w:cantSplit/>
+        </w:trPr>
         <w:tc>
           <w:tcPr>
             <w:tcW w:type="dxa" w:w="4680"/>
@@ -173,6 +180,9 @@
         </w:tc>
       </w:tr>
       <w:tr>
+        <w:trPr>
+          <w:cantSplit/>
+        </w:trPr>
         <w:tc>
           <w:tcPr>
             <w:tcW w:type="dxa" w:w="4680"/>
@@ -225,6 +235,9 @@
         </w:tc>
       </w:tr>
       <w:tr>
+        <w:trPr>
+          <w:cantSplit/>
+        </w:trPr>
         <w:tc>
           <w:tcPr>
             <w:tcW w:type="dxa" w:w="4680"/>
@@ -275,6 +288,9 @@
         </w:tc>
       </w:tr>
       <w:tr>
+        <w:trPr>
+          <w:cantSplit/>
+        </w:trPr>
         <w:tc>
           <w:tcPr>
             <w:tcW w:type="dxa" w:w="4680"/>
@@ -327,6 +343,9 @@
         </w:tc>
       </w:tr>
       <w:tr>
+        <w:trPr>
+          <w:cantSplit/>
+        </w:trPr>
         <w:tc>
           <w:tcPr>
             <w:tcW w:type="dxa" w:w="4680"/>
@@ -377,6 +396,9 @@
         </w:tc>
       </w:tr>
       <w:tr>
+        <w:trPr>
+          <w:cantSplit/>
+        </w:trPr>
         <w:tc>
           <w:tcPr>
             <w:tcW w:type="dxa" w:w="4680"/>
@@ -429,6 +451,9 @@
         </w:tc>
       </w:tr>
       <w:tr>
+        <w:trPr>
+          <w:cantSplit/>
+        </w:trPr>
         <w:tc>
           <w:tcPr>
             <w:tcW w:type="dxa" w:w="4680"/>
@@ -994,6 +1019,10 @@
         <w:gridCol w:w="2160"/>
       </w:tblGrid>
       <w:tr>
+        <w:trPr>
+          <w:cantSplit/>
+          <w:tblHeader/>
+        </w:trPr>
         <w:tc>
           <w:tcPr>
             <w:tcW w:type="dxa" w:w="2340"/>
@@ -1104,6 +1133,9 @@
         </w:tc>
       </w:tr>
       <w:tr>
+        <w:trPr>
+          <w:cantSplit/>
+        </w:trPr>
         <w:tc>
           <w:tcPr>
             <w:tcW w:type="dxa" w:w="2340"/>
@@ -1202,6 +1234,9 @@
         </w:tc>
       </w:tr>
       <w:tr>
+        <w:trPr>
+          <w:cantSplit/>
+        </w:trPr>
         <w:tc>
           <w:tcPr>
             <w:tcW w:type="dxa" w:w="2340"/>
@@ -1304,6 +1339,9 @@
         </w:tc>
       </w:tr>
       <w:tr>
+        <w:trPr>
+          <w:cantSplit/>
+        </w:trPr>
         <w:tc>
           <w:tcPr>
             <w:tcW w:type="dxa" w:w="2340"/>
@@ -1402,6 +1440,9 @@
         </w:tc>
       </w:tr>
       <w:tr>
+        <w:trPr>
+          <w:cantSplit/>
+        </w:trPr>
         <w:tc>
           <w:tcPr>
             <w:tcW w:type="dxa" w:w="2340"/>
@@ -1504,6 +1545,9 @@
         </w:tc>
       </w:tr>
       <w:tr>
+        <w:trPr>
+          <w:cantSplit/>
+        </w:trPr>
         <w:tc>
           <w:tcPr>
             <w:tcW w:type="dxa" w:w="2340"/>
@@ -1909,6 +1953,10 @@
         <w:gridCol w:w="2160"/>
       </w:tblGrid>
       <w:tr>
+        <w:trPr>
+          <w:cantSplit/>
+          <w:tblHeader/>
+        </w:trPr>
         <w:tc>
           <w:tcPr>
             <w:tcW w:type="dxa" w:w="2340"/>
@@ -2019,6 +2067,9 @@
         </w:tc>
       </w:tr>
       <w:tr>
+        <w:trPr>
+          <w:cantSplit/>
+        </w:trPr>
         <w:tc>
           <w:tcPr>
             <w:tcW w:type="dxa" w:w="2340"/>
@@ -2117,6 +2168,9 @@
         </w:tc>
       </w:tr>
       <w:tr>
+        <w:trPr>
+          <w:cantSplit/>
+        </w:trPr>
         <w:tc>
           <w:tcPr>
             <w:tcW w:type="dxa" w:w="2340"/>
@@ -2219,6 +2273,9 @@
         </w:tc>
       </w:tr>
       <w:tr>
+        <w:trPr>
+          <w:cantSplit/>
+        </w:trPr>
         <w:tc>
           <w:tcPr>
             <w:tcW w:type="dxa" w:w="2340"/>
@@ -2422,6 +2479,10 @@
         <w:gridCol w:w="2880"/>
       </w:tblGrid>
       <w:tr>
+        <w:trPr>
+          <w:cantSplit/>
+          <w:tblHeader/>
+        </w:trPr>
         <w:tc>
           <w:tcPr>
             <w:tcW w:type="dxa" w:w="3120"/>
@@ -2505,6 +2566,9 @@
         </w:tc>
       </w:tr>
       <w:tr>
+        <w:trPr>
+          <w:cantSplit/>
+        </w:trPr>
         <w:tc>
           <w:tcPr>
             <w:tcW w:type="dxa" w:w="3120"/>
@@ -2579,6 +2643,9 @@
         </w:tc>
       </w:tr>
       <w:tr>
+        <w:trPr>
+          <w:cantSplit/>
+        </w:trPr>
         <w:tc>
           <w:tcPr>
             <w:tcW w:type="dxa" w:w="3120"/>
@@ -2656,6 +2723,9 @@
         </w:tc>
       </w:tr>
       <w:tr>
+        <w:trPr>
+          <w:cantSplit/>
+        </w:trPr>
         <w:tc>
           <w:tcPr>
             <w:tcW w:type="dxa" w:w="3120"/>
@@ -2975,6 +3045,10 @@
         <w:gridCol w:w="2160"/>
       </w:tblGrid>
       <w:tr>
+        <w:trPr>
+          <w:cantSplit/>
+          <w:tblHeader/>
+        </w:trPr>
         <w:tc>
           <w:tcPr>
             <w:tcW w:type="dxa" w:w="2340"/>
@@ -3085,6 +3159,9 @@
         </w:tc>
       </w:tr>
       <w:tr>
+        <w:trPr>
+          <w:cantSplit/>
+        </w:trPr>
         <w:tc>
           <w:tcPr>
             <w:tcW w:type="dxa" w:w="2340"/>
@@ -3183,6 +3260,9 @@
         </w:tc>
       </w:tr>
       <w:tr>
+        <w:trPr>
+          <w:cantSplit/>
+        </w:trPr>
         <w:tc>
           <w:tcPr>
             <w:tcW w:type="dxa" w:w="2340"/>
@@ -3285,6 +3365,9 @@
         </w:tc>
       </w:tr>
       <w:tr>
+        <w:trPr>
+          <w:cantSplit/>
+        </w:trPr>
         <w:tc>
           <w:tcPr>
             <w:tcW w:type="dxa" w:w="2340"/>
@@ -3622,6 +3705,10 @@
         <w:gridCol w:w="2160"/>
       </w:tblGrid>
       <w:tr>
+        <w:trPr>
+          <w:cantSplit/>
+          <w:tblHeader/>
+        </w:trPr>
         <w:tc>
           <w:tcPr>
             <w:tcW w:type="dxa" w:w="2340"/>
@@ -3732,6 +3819,9 @@
         </w:tc>
       </w:tr>
       <w:tr>
+        <w:trPr>
+          <w:cantSplit/>
+        </w:trPr>
         <w:tc>
           <w:tcPr>
             <w:tcW w:type="dxa" w:w="2340"/>
@@ -3830,6 +3920,9 @@
         </w:tc>
       </w:tr>
       <w:tr>
+        <w:trPr>
+          <w:cantSplit/>
+        </w:trPr>
         <w:tc>
           <w:tcPr>
             <w:tcW w:type="dxa" w:w="2340"/>
@@ -3932,6 +4025,9 @@
         </w:tc>
       </w:tr>
       <w:tr>
+        <w:trPr>
+          <w:cantSplit/>
+        </w:trPr>
         <w:tc>
           <w:tcPr>
             <w:tcW w:type="dxa" w:w="2340"/>
@@ -4216,6 +4312,10 @@
         <w:gridCol w:w="2160"/>
       </w:tblGrid>
       <w:tr>
+        <w:trPr>
+          <w:cantSplit/>
+          <w:tblHeader/>
+        </w:trPr>
         <w:tc>
           <w:tcPr>
             <w:tcW w:type="dxa" w:w="2340"/>
@@ -4326,6 +4426,9 @@
         </w:tc>
       </w:tr>
       <w:tr>
+        <w:trPr>
+          <w:cantSplit/>
+        </w:trPr>
         <w:tc>
           <w:tcPr>
             <w:tcW w:type="dxa" w:w="2340"/>
@@ -4424,6 +4527,9 @@
         </w:tc>
       </w:tr>
       <w:tr>
+        <w:trPr>
+          <w:cantSplit/>
+        </w:trPr>
         <w:tc>
           <w:tcPr>
             <w:tcW w:type="dxa" w:w="2340"/>
@@ -4526,6 +4632,9 @@
         </w:tc>
       </w:tr>
       <w:tr>
+        <w:trPr>
+          <w:cantSplit/>
+        </w:trPr>
         <w:tc>
           <w:tcPr>
             <w:tcW w:type="dxa" w:w="2340"/>
@@ -4688,6 +4797,10 @@
         <w:gridCol w:w="2880"/>
       </w:tblGrid>
       <w:tr>
+        <w:trPr>
+          <w:cantSplit/>
+          <w:tblHeader/>
+        </w:trPr>
         <w:tc>
           <w:tcPr>
             <w:tcW w:type="dxa" w:w="3120"/>
@@ -4771,6 +4884,9 @@
         </w:tc>
       </w:tr>
       <w:tr>
+        <w:trPr>
+          <w:cantSplit/>
+        </w:trPr>
         <w:tc>
           <w:tcPr>
             <w:tcW w:type="dxa" w:w="3120"/>
@@ -4845,6 +4961,9 @@
         </w:tc>
       </w:tr>
       <w:tr>
+        <w:trPr>
+          <w:cantSplit/>
+        </w:trPr>
         <w:tc>
           <w:tcPr>
             <w:tcW w:type="dxa" w:w="3120"/>
@@ -5111,6 +5230,10 @@
         <w:gridCol w:w="2880"/>
       </w:tblGrid>
       <w:tr>
+        <w:trPr>
+          <w:cantSplit/>
+          <w:tblHeader/>
+        </w:trPr>
         <w:tc>
           <w:tcPr>
             <w:tcW w:type="dxa" w:w="3120"/>
@@ -5194,6 +5317,9 @@
         </w:tc>
       </w:tr>
       <w:tr>
+        <w:trPr>
+          <w:cantSplit/>
+        </w:trPr>
         <w:tc>
           <w:tcPr>
             <w:tcW w:type="dxa" w:w="3120"/>
@@ -5268,6 +5394,9 @@
         </w:tc>
       </w:tr>
       <w:tr>
+        <w:trPr>
+          <w:cantSplit/>
+        </w:trPr>
         <w:tc>
           <w:tcPr>
             <w:tcW w:type="dxa" w:w="3120"/>
@@ -5345,6 +5474,9 @@
         </w:tc>
       </w:tr>
       <w:tr>
+        <w:trPr>
+          <w:cantSplit/>
+        </w:trPr>
         <w:tc>
           <w:tcPr>
             <w:tcW w:type="dxa" w:w="3120"/>
@@ -5658,6 +5790,10 @@
         <w:gridCol w:w="2880"/>
       </w:tblGrid>
       <w:tr>
+        <w:trPr>
+          <w:cantSplit/>
+          <w:tblHeader/>
+        </w:trPr>
         <w:tc>
           <w:tcPr>
             <w:tcW w:type="dxa" w:w="3120"/>
@@ -5741,6 +5877,9 @@
         </w:tc>
       </w:tr>
       <w:tr>
+        <w:trPr>
+          <w:cantSplit/>
+        </w:trPr>
         <w:tc>
           <w:tcPr>
             <w:tcW w:type="dxa" w:w="3120"/>
@@ -5815,6 +5954,9 @@
         </w:tc>
       </w:tr>
       <w:tr>
+        <w:trPr>
+          <w:cantSplit/>
+        </w:trPr>
         <w:tc>
           <w:tcPr>
             <w:tcW w:type="dxa" w:w="3120"/>
@@ -5892,6 +6034,9 @@
         </w:tc>
       </w:tr>
       <w:tr>
+        <w:trPr>
+          <w:cantSplit/>
+        </w:trPr>
         <w:tc>
           <w:tcPr>
             <w:tcW w:type="dxa" w:w="3120"/>
@@ -5966,6 +6111,9 @@
         </w:tc>
       </w:tr>
       <w:tr>
+        <w:trPr>
+          <w:cantSplit/>
+        </w:trPr>
         <w:tc>
           <w:tcPr>
             <w:tcW w:type="dxa" w:w="3120"/>
@@ -6043,6 +6191,9 @@
         </w:tc>
       </w:tr>
       <w:tr>
+        <w:trPr>
+          <w:cantSplit/>
+        </w:trPr>
         <w:tc>
           <w:tcPr>
             <w:tcW w:type="dxa" w:w="3120"/>
@@ -6117,6 +6268,9 @@
         </w:tc>
       </w:tr>
       <w:tr>
+        <w:trPr>
+          <w:cantSplit/>
+        </w:trPr>
         <w:tc>
           <w:tcPr>
             <w:tcW w:type="dxa" w:w="3120"/>
@@ -6194,6 +6348,9 @@
         </w:tc>
       </w:tr>
       <w:tr>
+        <w:trPr>
+          <w:cantSplit/>
+        </w:trPr>
         <w:tc>
           <w:tcPr>
             <w:tcW w:type="dxa" w:w="3120"/>

--- a/samples/report_full_latest.docx
+++ b/samples/report_full_latest.docx
@@ -6515,7 +6515,7 @@
           <w:rFonts w:ascii="IBM Plex Sans Arabic" w:hAnsi="IBM Plex Sans Arabic" w:cs="IBM Plex Sans Arabic"/>
           <w:rtl/>
         </w:rPr>
-        <w:t>Silk L1 requirements reference (‏official portals / EUR-Lex‏): أسهم 16 من 17 محاولة — ثقة المرصود 60–80%</w:t>
+        <w:t>Silk L1 requirements reference (‏official portals / EUR-Lex‏): أسهم 15 من 16 محاولة — ثقة المرصود 60–80%</w:t>
       </w:r>
     </w:p>
     <w:p>

--- a/samples/report_full_latest.docx
+++ b/samples/report_full_latest.docx
@@ -390,7 +390,7 @@
                 <w:rFonts w:ascii="IBM Plex Sans Arabic" w:hAnsi="IBM Plex Sans Arabic" w:cs="IBM Plex Sans Arabic"/>
                 <w:rtl/>
               </w:rPr>
-              <w:t>2026-09-23</w:t>
+              <w:t>2026-10-14</w:t>
             </w:r>
           </w:p>
         </w:tc>
@@ -1819,7 +1819,7 @@
           <w:rFonts w:ascii="IBM Plex Sans Arabic" w:hAnsi="IBM Plex Sans Arabic" w:cs="IBM Plex Sans Arabic"/>
           <w:rtl/>
         </w:rPr>
-        <w:t>الحجة المضادة: أقوى حجة ضد الدخول المشروط: من جهةٍ أقوى الجوانب «جاذبية السوق» (‏89%‏) يدعم مضيّاً كاملاً، ومن جهةٍ أضعفها «شدة المنافسة» (‏37%‏) يدعم رفضاً.</w:t>
+        <w:t>الحجة المضادة: يمكن قراءة هذا الحكم في اتجاهين: «جاذبية السوق» أقوى الجوانب (‏89%‏) ويدعم الدخول الكامل، و«شدة المنافسة» أضعفها (‏37%‏) ويدعم عدم الدخول.</w:t>
       </w:r>
     </w:p>
     <w:p>
@@ -1832,7 +1832,7 @@
           <w:rFonts w:ascii="IBM Plex Sans Arabic" w:hAnsi="IBM Plex Sans Arabic" w:cs="IBM Plex Sans Arabic"/>
           <w:rtl/>
         </w:rPr>
-        <w:t>لماذا لم تُعتمد أيٌّ منهما: الدرجة في النطاق الشرطي والشروط المفتوحة مسماة — الحسم قبل إغلاقها التزام بلا أساس.</w:t>
+        <w:t>لم نأخذ بأيٍّ من الاتجاهين، لأن التقييم الكلي يقع في نطاق الدخول المشروط، والقرار النهائي ينتظر استيفاء الشروط المحددة.</w:t>
       </w:r>
     </w:p>
     <w:p>
@@ -2162,7 +2162,7 @@
                 <w:rFonts w:ascii="IBM Plex Sans Arabic" w:hAnsi="IBM Plex Sans Arabic" w:cs="IBM Plex Sans Arabic"/>
                 <w:rtl/>
               </w:rPr>
-              <w:t>UN Comtrade | سُحب: 2026-09-23 | ثقة: عالية (‏90%‏)</w:t>
+              <w:t>UN Comtrade | سُحب: 2026-10-14 | ثقة: عالية (‏90%‏)</w:t>
             </w:r>
           </w:p>
         </w:tc>
@@ -2267,7 +2267,7 @@
                 <w:rFonts w:ascii="IBM Plex Sans Arabic" w:hAnsi="IBM Plex Sans Arabic" w:cs="IBM Plex Sans Arabic"/>
                 <w:rtl/>
               </w:rPr>
-              <w:t>UN Comtrade (مخزن الحقائق) | سُحب: 2026-09-23 | ثقة: عالية (‏90%‏)</w:t>
+              <w:t>UN Comtrade (مخزن الحقائق) | سُحب: 2026-10-14 | ثقة: عالية (‏90%‏)</w:t>
             </w:r>
           </w:p>
         </w:tc>
@@ -2368,7 +2368,7 @@
                 <w:rFonts w:ascii="IBM Plex Sans Arabic" w:hAnsi="IBM Plex Sans Arabic" w:cs="IBM Plex Sans Arabic"/>
                 <w:rtl/>
               </w:rPr>
-              <w:t>UN Comtrade (مخزن الحقائق) | سُحب: 2026-09-23 | ثقة: عالية (‏90%‏)</w:t>
+              <w:t>UN Comtrade (مخزن الحقائق) | سُحب: 2026-10-14 | ثقة: عالية (‏90%‏)</w:t>
             </w:r>
           </w:p>
         </w:tc>
@@ -3230,7 +3230,7 @@
                 <w:rFonts w:ascii="IBM Plex Sans Arabic" w:hAnsi="IBM Plex Sans Arabic" w:cs="IBM Plex Sans Arabic"/>
                 <w:rtl/>
               </w:rPr>
-              <w:t>UN Comtrade | سُحب: 2026-09-23 | ثقة: عالية (‏90%‏)</w:t>
+              <w:t>UN Comtrade | سُحب: 2026-10-14 | ثقة: عالية (‏90%‏)</w:t>
             </w:r>
           </w:p>
         </w:tc>
@@ -3334,7 +3334,7 @@
                 <w:rFonts w:ascii="IBM Plex Sans Arabic" w:hAnsi="IBM Plex Sans Arabic" w:cs="IBM Plex Sans Arabic"/>
                 <w:rtl/>
               </w:rPr>
-              <w:t>UN Comtrade | سُحب: 2026-09-23 | ثقة: عالية (‏90%‏)</w:t>
+              <w:t>UN Comtrade | سُحب: 2026-10-14 | ثقة: عالية (‏90%‏)</w:t>
             </w:r>
           </w:p>
         </w:tc>
@@ -3436,7 +3436,7 @@
                 <w:rFonts w:ascii="IBM Plex Sans Arabic" w:hAnsi="IBM Plex Sans Arabic" w:cs="IBM Plex Sans Arabic"/>
                 <w:rtl/>
               </w:rPr>
-              <w:t>UN Comtrade | سُحب: 2026-09-23 | ثقة: عالية (‏90%‏)</w:t>
+              <w:t>UN Comtrade | سُحب: 2026-10-14 | ثقة: عالية (‏90%‏)</w:t>
             </w:r>
           </w:p>
         </w:tc>
@@ -3914,7 +3914,7 @@
                 <w:rFonts w:ascii="IBM Plex Sans Arabic" w:hAnsi="IBM Plex Sans Arabic" w:cs="IBM Plex Sans Arabic"/>
                 <w:rtl/>
               </w:rPr>
-              <w:t>UN Comtrade (مخزن الحقائق) | سُحب: 2026-09-23 | ثقة: عالية (‏90%‏)</w:t>
+              <w:t>UN Comtrade (مخزن الحقائق) | سُحب: 2026-10-14 | ثقة: عالية (‏90%‏)</w:t>
             </w:r>
           </w:p>
         </w:tc>
@@ -4019,7 +4019,7 @@
                 <w:rFonts w:ascii="IBM Plex Sans Arabic" w:hAnsi="IBM Plex Sans Arabic" w:cs="IBM Plex Sans Arabic"/>
                 <w:rtl/>
               </w:rPr>
-              <w:t>UN Comtrade (مخزن الحقائق) | سُحب: 2026-09-23 | ثقة: عالية (‏85%‏)</w:t>
+              <w:t>UN Comtrade (مخزن الحقائق) | سُحب: 2026-10-14 | ثقة: عالية (‏85%‏)</w:t>
             </w:r>
           </w:p>
         </w:tc>
@@ -4744,7 +4744,7 @@
           <w:rFonts w:ascii="IBM Plex Sans Arabic" w:hAnsi="IBM Plex Sans Arabic" w:cs="IBM Plex Sans Arabic"/>
           <w:rtl/>
         </w:rPr>
-        <w:t>المصدر: Silk L1 requirements reference (‏official portals / EUR-Lex‏) | سُحب: 2026-09-23 | ثقة: عالية (‏80%‏)</w:t>
+        <w:t>المصدر: Silk L1 requirements reference (‏official portals / EUR-Lex‏) | سُحب: 2026-10-14 | ثقة: عالية (‏80%‏)</w:t>
       </w:r>
     </w:p>
     <w:p>

--- a/samples/report_full_latest.docx
+++ b/samples/report_full_latest.docx
@@ -390,7 +390,7 @@
                 <w:rFonts w:ascii="IBM Plex Sans Arabic" w:hAnsi="IBM Plex Sans Arabic" w:cs="IBM Plex Sans Arabic"/>
                 <w:rtl/>
               </w:rPr>
-              <w:t>2026-10-14</w:t>
+              <w:t>2026-10-15</w:t>
             </w:r>
           </w:p>
         </w:tc>
@@ -2162,7 +2162,7 @@
                 <w:rFonts w:ascii="IBM Plex Sans Arabic" w:hAnsi="IBM Plex Sans Arabic" w:cs="IBM Plex Sans Arabic"/>
                 <w:rtl/>
               </w:rPr>
-              <w:t>UN Comtrade | سُحب: 2026-10-14 | ثقة: عالية (‏90%‏)</w:t>
+              <w:t>UN Comtrade | سُحب: 2026-10-15 | ثقة: عالية (‏90%‏)</w:t>
             </w:r>
           </w:p>
         </w:tc>
@@ -2267,7 +2267,7 @@
                 <w:rFonts w:ascii="IBM Plex Sans Arabic" w:hAnsi="IBM Plex Sans Arabic" w:cs="IBM Plex Sans Arabic"/>
                 <w:rtl/>
               </w:rPr>
-              <w:t>UN Comtrade (مخزن الحقائق) | سُحب: 2026-10-14 | ثقة: عالية (‏90%‏)</w:t>
+              <w:t>UN Comtrade (مخزن الحقائق) | سُحب: 2026-10-15 | ثقة: عالية (‏90%‏)</w:t>
             </w:r>
           </w:p>
         </w:tc>
@@ -2368,7 +2368,7 @@
                 <w:rFonts w:ascii="IBM Plex Sans Arabic" w:hAnsi="IBM Plex Sans Arabic" w:cs="IBM Plex Sans Arabic"/>
                 <w:rtl/>
               </w:rPr>
-              <w:t>UN Comtrade (مخزن الحقائق) | سُحب: 2026-10-14 | ثقة: عالية (‏90%‏)</w:t>
+              <w:t>UN Comtrade (مخزن الحقائق) | سُحب: 2026-10-15 | ثقة: عالية (‏90%‏)</w:t>
             </w:r>
           </w:p>
         </w:tc>
@@ -3230,7 +3230,7 @@
                 <w:rFonts w:ascii="IBM Plex Sans Arabic" w:hAnsi="IBM Plex Sans Arabic" w:cs="IBM Plex Sans Arabic"/>
                 <w:rtl/>
               </w:rPr>
-              <w:t>UN Comtrade | سُحب: 2026-10-14 | ثقة: عالية (‏90%‏)</w:t>
+              <w:t>UN Comtrade | سُحب: 2026-10-15 | ثقة: عالية (‏90%‏)</w:t>
             </w:r>
           </w:p>
         </w:tc>
@@ -3334,7 +3334,7 @@
                 <w:rFonts w:ascii="IBM Plex Sans Arabic" w:hAnsi="IBM Plex Sans Arabic" w:cs="IBM Plex Sans Arabic"/>
                 <w:rtl/>
               </w:rPr>
-              <w:t>UN Comtrade | سُحب: 2026-10-14 | ثقة: عالية (‏90%‏)</w:t>
+              <w:t>UN Comtrade | سُحب: 2026-10-15 | ثقة: عالية (‏90%‏)</w:t>
             </w:r>
           </w:p>
         </w:tc>
@@ -3436,7 +3436,7 @@
                 <w:rFonts w:ascii="IBM Plex Sans Arabic" w:hAnsi="IBM Plex Sans Arabic" w:cs="IBM Plex Sans Arabic"/>
                 <w:rtl/>
               </w:rPr>
-              <w:t>UN Comtrade | سُحب: 2026-10-14 | ثقة: عالية (‏90%‏)</w:t>
+              <w:t>UN Comtrade | سُحب: 2026-10-15 | ثقة: عالية (‏90%‏)</w:t>
             </w:r>
           </w:p>
         </w:tc>
@@ -3914,7 +3914,7 @@
                 <w:rFonts w:ascii="IBM Plex Sans Arabic" w:hAnsi="IBM Plex Sans Arabic" w:cs="IBM Plex Sans Arabic"/>
                 <w:rtl/>
               </w:rPr>
-              <w:t>UN Comtrade (مخزن الحقائق) | سُحب: 2026-10-14 | ثقة: عالية (‏90%‏)</w:t>
+              <w:t>UN Comtrade (مخزن الحقائق) | سُحب: 2026-10-15 | ثقة: عالية (‏90%‏)</w:t>
             </w:r>
           </w:p>
         </w:tc>
@@ -4019,7 +4019,7 @@
                 <w:rFonts w:ascii="IBM Plex Sans Arabic" w:hAnsi="IBM Plex Sans Arabic" w:cs="IBM Plex Sans Arabic"/>
                 <w:rtl/>
               </w:rPr>
-              <w:t>UN Comtrade (مخزن الحقائق) | سُحب: 2026-10-14 | ثقة: عالية (‏85%‏)</w:t>
+              <w:t>UN Comtrade (مخزن الحقائق) | سُحب: 2026-10-15 | ثقة: عالية (‏85%‏)</w:t>
             </w:r>
           </w:p>
         </w:tc>
@@ -4744,7 +4744,7 @@
           <w:rFonts w:ascii="IBM Plex Sans Arabic" w:hAnsi="IBM Plex Sans Arabic" w:cs="IBM Plex Sans Arabic"/>
           <w:rtl/>
         </w:rPr>
-        <w:t>المصدر: Silk L1 requirements reference (‏official portals / EUR-Lex‏) | سُحب: 2026-10-14 | ثقة: عالية (‏80%‏)</w:t>
+        <w:t>المصدر: Silk L1 requirements reference (‏official portals / EUR-Lex‏) | سُحب: 2026-10-15 | ثقة: عالية (‏80%‏)</w:t>
       </w:r>
     </w:p>
     <w:p>

--- a/samples/report_full_latest.docx
+++ b/samples/report_full_latest.docx
@@ -5340,7 +5340,7 @@
                 <w:rFonts w:ascii="IBM Plex Sans Arabic" w:hAnsi="IBM Plex Sans Arabic" w:cs="IBM Plex Sans Arabic"/>
                 <w:rtl/>
               </w:rPr>
-              <w:t>بنود الاشتراطات</w:t>
+              <w:t>الصين: دخل الفرد غير متاح</w:t>
             </w:r>
           </w:p>
         </w:tc>
@@ -5388,7 +5388,7 @@
                 <w:rFonts w:ascii="IBM Plex Sans Arabic" w:hAnsi="IBM Plex Sans Arabic" w:cs="IBM Plex Sans Arabic"/>
                 <w:rtl/>
               </w:rPr>
-              <w:t>مرصود من مصادر غير رسمية فقط</w:t>
+              <w:t>لم يُعرَف بعد</w:t>
             </w:r>
           </w:p>
         </w:tc>
@@ -5418,7 +5418,7 @@
                 <w:rFonts w:ascii="IBM Plex Sans Arabic" w:hAnsi="IBM Plex Sans Arabic" w:cs="IBM Plex Sans Arabic"/>
                 <w:rtl/>
               </w:rPr>
-              <w:t>الصين: دخل الفرد غير متاح</w:t>
+              <w:t>الإمارات: دخل الفرد غير متاح</w:t>
             </w:r>
           </w:p>
         </w:tc>
@@ -5457,83 +5457,6 @@
               <w:right w:w="120" w:type="dxa"/>
             </w:tcMar>
             <w:shd w:val="clear" w:fill="F2F7F3"/>
-          </w:tcPr>
-          <w:p>
-            <w:pPr>
-              <w:bidi/>
-              <w:jc w:val="start"/>
-            </w:pPr>
-            <w:r>
-              <w:rPr>
-                <w:rFonts w:ascii="IBM Plex Sans Arabic" w:hAnsi="IBM Plex Sans Arabic" w:cs="IBM Plex Sans Arabic"/>
-                <w:rtl/>
-              </w:rPr>
-              <w:t>لم يُعرَف بعد</w:t>
-            </w:r>
-          </w:p>
-        </w:tc>
-      </w:tr>
-      <w:tr>
-        <w:trPr>
-          <w:cantSplit/>
-        </w:trPr>
-        <w:tc>
-          <w:tcPr>
-            <w:tcW w:type="dxa" w:w="3120"/>
-            <w:tcMar>
-              <w:top w:w="100" w:type="dxa"/>
-              <w:bottom w:w="100" w:type="dxa"/>
-              <w:left w:w="120" w:type="dxa"/>
-              <w:right w:w="120" w:type="dxa"/>
-            </w:tcMar>
-          </w:tcPr>
-          <w:p>
-            <w:pPr>
-              <w:bidi/>
-              <w:jc w:val="start"/>
-            </w:pPr>
-            <w:r>
-              <w:rPr>
-                <w:rFonts w:ascii="IBM Plex Sans Arabic" w:hAnsi="IBM Plex Sans Arabic" w:cs="IBM Plex Sans Arabic"/>
-                <w:rtl/>
-              </w:rPr>
-              <w:t>الإمارات: دخل الفرد غير متاح</w:t>
-            </w:r>
-          </w:p>
-        </w:tc>
-        <w:tc>
-          <w:tcPr>
-            <w:tcW w:type="dxa" w:w="3120"/>
-            <w:tcMar>
-              <w:top w:w="100" w:type="dxa"/>
-              <w:bottom w:w="100" w:type="dxa"/>
-              <w:left w:w="120" w:type="dxa"/>
-              <w:right w:w="120" w:type="dxa"/>
-            </w:tcMar>
-          </w:tcPr>
-          <w:p>
-            <w:pPr>
-              <w:bidi/>
-              <w:jc w:val="start"/>
-            </w:pPr>
-            <w:r>
-              <w:rPr>
-                <w:rFonts w:ascii="IBM Plex Sans Arabic" w:hAnsi="IBM Plex Sans Arabic" w:cs="IBM Plex Sans Arabic"/>
-                <w:rtl/>
-              </w:rPr>
-              <w:t>—</w:t>
-            </w:r>
-          </w:p>
-        </w:tc>
-        <w:tc>
-          <w:tcPr>
-            <w:tcW w:type="dxa" w:w="3120"/>
-            <w:tcMar>
-              <w:top w:w="100" w:type="dxa"/>
-              <w:bottom w:w="100" w:type="dxa"/>
-              <w:left w:w="120" w:type="dxa"/>
-              <w:right w:w="120" w:type="dxa"/>
-            </w:tcMar>
           </w:tcPr>
           <w:p>
             <w:pPr>
